--- a/Space_News_16_06_2026.docx
+++ b/Space_News_16_06_2026.docx
@@ -183,7 +183,7 @@
           <w:rFonts w:ascii="Times New Roman" w:hAnsi="Times New Roman"/>
           <w:sz w:val="24"/>
         </w:rPr>
-        <w:t>News On AIR | April 11, 2026 7:23 AM ISRO successfully conducts 2nd integrated air drop test for Gaganyaan mission The Indian Space Research Organisation (ISRO) has successfully conducted the second integrated air drop test (IADT-02) for the upcoming Gaganyaan mission at Sriharikota in Andhra Pradesh. The system is essential to ensure safe recovery of the crew module - the capsule in which astronauts sit during a human flight. After the module's release, a parachute system, comprising 10 parachutes, was deployed, helping the capsule decelerate to a safe splashdown speed. The IADT-02 follows the successful completion of the first IADT, which took place on August 24, 2025, at the Satish Dhawan Space Centre in Sriharikota. In the first IADT, a 4.8-tonne dummy crew module was dropped from a height of three km by a Chinook helicopter. Air drop tests recreate the last leg of a spacecraft's return to the Earth. An aircraft or helicopter drops the spacecraft from a height to test various systems under different scenarios. These are the deployment of the parachute system in case the mission is aborted mid-flight, system performance when one parachute fails to open, and the spacecraft's orientation and safety during splashdown. Union Minister Jitendra Singh congratulated the ISRO for successfully conducting the test. India's first human spaceflight will be launched from Sriharikota in 2027.</w:t>
+        <w:t>The Indian Space Research Organisation (ISRO) has successfully conducted the second integrated air drop test (IADT-02) for the upcoming Gaganyaan mission at Sriharikota in Andhra Pradesh. The system is essential to ensure safe recovery of the crew module - the capsule in which astronauts sit during a human flight. After the module's release, a parachute system, comprising 10 parachutes, was deployed, helping the capsule decelerate to a safe splashdown speed. The IADT-02 follows the successful completion of the first IADT, which took place on August 24, 2025, at the Satish Dhawan Space Centre in Sriharikota. In the first IADT, a 4.8-tonne dummy crew module was dropped from a height of three km by a Chinook helicopter. Air drop tests recreate the last leg of a spacecraft's return to the Earth. An aircraft or helicopter drops the spacecraft from a height to test various systems under different scenarios. These are the deployment of the parachute system in case the mission is aborted mid-flight, system performance when one parachute fails to open, and the spacecraft's orientation and safety during splashdown. Union Minister Jitendra Singh congratulated the ISRO for successfully conducting the test. India's first human spaceflight will be launched from Sriharikota in 2027.</w:t>
       </w:r>
     </w:p>
     <w:p>
@@ -232,7 +232,7 @@
           <w:rFonts w:ascii="Times New Roman" w:hAnsi="Times New Roman"/>
           <w:sz w:val="24"/>
         </w:rPr>
-        <w:t>Union Minister Dr Jitendra Singh on Friday congratulated Indian Space Research Organisation (ISRO) for the successful completion of the Second Integrated Air Drop Test (IADT-02) for Gaganyaan, India's first human spaceflight mission scheduled for launch in 2027. He described the achievement as a significant milestone in preparing for the ambitious mission. Taking to social media platform X, Singh wrote, "Congratulations ISRO for the successful accomplishment of Second Integrated Air Drop Test (IADT-02) for Gaganyaan, India's first Human Space flight scheduled next year." He further noted, "The second Integrated Air Drop Test (IADT-02) was successfully conducted at Satish Dhawan Space Station, Sriharikota. This marks an important milestone towards the readiness for the Gaganyaan mission." India's first human spaceflight will be launched from Sriharikota in 2027. Although the mission has faced multiple delays due to its technological complexity, India has been developing the capabilities indigenously. Notably, such critical spaceflight technologies are closely guarded, and no country shares them. The government has allocated approximately Rs 10,000 crore for the Gaganyaan programme. The mission is now in its final phase, with the first crewed flight expected in the first quarter of 2027. Earlier, on April 8, ISRO Chairman V. Narayanan stated that all preparations for the uncrewed Gaganyaan missions are progressing smoothly. Speaking at the inaugural session of the 2nd International Conference on Smart Spacecraft Mission Operations, he said, "We are meeting just before the first uncrewed Gaganyaan mission. This is no ordinary mission but a crucial one for India. There will be three uncrewed missions before the final crewed launch. All activities for the first mission are progressing well, though challenges remain." The conference was also attended by former ISRO chiefs A.S. Kiran Kumar and S. Somanath, along with ISRO centre directors, students, and representatives from space startups. Meanwhile, India's human spaceflight preparations advanced further on April 4, as four selected astronauts began a high-altitude experiment in Ladakh under the "Mission Mitra" (Mapping of Interoperable Traits and Reliability Assessment). The programme aims to evaluate human performance in extreme environments. The astronauts, including Group Captain Shubhnashu Shukla and P. Balakrishnan Nair, arrived in Leh earlier this week for acclimatisation. The mission is supported by a multidisciplinary team of scientists, engineers, medical experts, and psychologists, marking another crucial step in India's journey towards human space exploration. -IANS</w:t>
+        <w:t>10/04/26 | 9:08 am | Gaganyaan mission ISRO Jitendra Singh Jitendra Singh congratulates ISRO for successful completion of IADT-02 for Gaganyaan Mission Union Minister Dr Jitendra Singh on Friday congratulated Indian Space Research Organisation (ISRO) for the successful completion of the Second Integrated Air Drop Test (IADT-02) for Gaganyaan, India's first human spaceflight mission scheduled for launch in 2027. He described the achievement as a significant milestone in preparing for the ambitious mission. Taking to social media platform X, Singh wrote, "Congratulations ISRO for the successful accomplishment of Second Integrated Air Drop Test (IADT-02) for Gaganyaan, India's first Human Space flight scheduled next year." He further noted, "The second Integrated Air Drop Test (IADT-02) was successfully conducted at Satish Dhawan Space Station, Sriharikota. This marks an important milestone towards the readiness for the Gaganyaan mission." India's first human spaceflight will be launched from Sriharikota in 2027. Although the mission has faced multiple delays due to its technological complexity, India has been developing the capabilities indigenously. Notably, such critical spaceflight technologies are closely guarded, and no country shares them. The government has allocated approximately Rs 10,000 crore for the Gaganyaan programme. The mission is now in its final phase, with the first crewed flight expected in the first quarter of 2027. Earlier, on April 8, ISRO Chairman V. Narayanan stated that all preparations for the uncrewed Gaganyaan missions are progressing smoothly. Speaking at the inaugural session of the 2nd International Conference on Smart Spacecraft Mission Operations, he said, "We are meeting just before the first uncrewed Gaganyaan mission. This is no ordinary mission but a crucial one for India. There will be three uncrewed missions before the final crewed launch. All activities for the first mission are progressing well, though challenges remain." The conference was also attended by former ISRO chiefs A.S. Kiran Kumar and S. Somanath, along with ISRO centre directors, students, and representatives from space startups. Meanwhile, India's human spaceflight preparations advanced further on April 4, as four selected astronauts began a high-altitude experiment in Ladakh under the "Mission Mitra" (Mapping of Interoperable Traits and Reliability Assessment). The programme aims to evaluate human performance in extreme environments. The astronauts, including Group Captain Shubhnashu Shukla and P. Balakrishnan Nair, arrived in Leh earlier this week for acclimatisation. The mission is supported by a multidisciplinary team of scientists, engineers, medical experts, and psychologists, marking another crucial step in India's journey towards human space exploration. -IANS 7 mins ago | India Slovakia ties India, Slovakia elevate ties to comprehensive partnership during PM Modi's historic visit India and Slovakia on Monday elevated their bilateral relationship to a Comprehensive Partnership, marking a major milestone in diplomatic ties as Prime Minister Narendra Modi paid a historic State Visit to the Slovak Republic - the first by an India... 24 mins ago | Healthcare PM Modi to lead International Day of Yoga celebrations from Kolkata; over 2,500 events planned worldwide Prime Minister Narendra Modi will lead the national celebrations of the 12th International Day of Yoga (IDY) from Kolkata's historic Red Road on June 21, with the Ministry of Ayush unveiling an extensive programme aimed at promoting yoga as a tool fo... 38 mins ago | air quality remains moderate Light rain, thunderstorms likely in Delhi-NCR; air quality remains moderate The India Meteorological Department (IMD) has forecast partly cloudy skies over Delhi-NCR on Tuesday, with the possibility of very light to light rainfall accompanied by thunderstorms and lightning. According to the IMD, strong surface winds are exp...</w:t>
       </w:r>
     </w:p>
     <w:p>

--- a/Space_News_16_06_2026.docx
+++ b/Space_News_16_06_2026.docx
@@ -232,7 +232,7 @@
           <w:rFonts w:ascii="Times New Roman" w:hAnsi="Times New Roman"/>
           <w:sz w:val="24"/>
         </w:rPr>
-        <w:t>10/04/26 | 9:08 am | Gaganyaan mission ISRO Jitendra Singh Jitendra Singh congratulates ISRO for successful completion of IADT-02 for Gaganyaan Mission Union Minister Dr Jitendra Singh on Friday congratulated Indian Space Research Organisation (ISRO) for the successful completion of the Second Integrated Air Drop Test (IADT-02) for Gaganyaan, India's first human spaceflight mission scheduled for launch in 2027. He described the achievement as a significant milestone in preparing for the ambitious mission. Taking to social media platform X, Singh wrote, "Congratulations ISRO for the successful accomplishment of Second Integrated Air Drop Test (IADT-02) for Gaganyaan, India's first Human Space flight scheduled next year." He further noted, "The second Integrated Air Drop Test (IADT-02) was successfully conducted at Satish Dhawan Space Station, Sriharikota. This marks an important milestone towards the readiness for the Gaganyaan mission." India's first human spaceflight will be launched from Sriharikota in 2027. Although the mission has faced multiple delays due to its technological complexity, India has been developing the capabilities indigenously. Notably, such critical spaceflight technologies are closely guarded, and no country shares them. The government has allocated approximately Rs 10,000 crore for the Gaganyaan programme. The mission is now in its final phase, with the first crewed flight expected in the first quarter of 2027. Earlier, on April 8, ISRO Chairman V. Narayanan stated that all preparations for the uncrewed Gaganyaan missions are progressing smoothly. Speaking at the inaugural session of the 2nd International Conference on Smart Spacecraft Mission Operations, he said, "We are meeting just before the first uncrewed Gaganyaan mission. This is no ordinary mission but a crucial one for India. There will be three uncrewed missions before the final crewed launch. All activities for the first mission are progressing well, though challenges remain." The conference was also attended by former ISRO chiefs A.S. Kiran Kumar and S. Somanath, along with ISRO centre directors, students, and representatives from space startups. Meanwhile, India's human spaceflight preparations advanced further on April 4, as four selected astronauts began a high-altitude experiment in Ladakh under the "Mission Mitra" (Mapping of Interoperable Traits and Reliability Assessment). The programme aims to evaluate human performance in extreme environments. The astronauts, including Group Captain Shubhnashu Shukla and P. Balakrishnan Nair, arrived in Leh earlier this week for acclimatisation. The mission is supported by a multidisciplinary team of scientists, engineers, medical experts, and psychologists, marking another crucial step in India's journey towards human space exploration. -IANS 7 mins ago | India Slovakia ties India, Slovakia elevate ties to comprehensive partnership during PM Modi's historic visit India and Slovakia on Monday elevated their bilateral relationship to a Comprehensive Partnership, marking a major milestone in diplomatic ties as Prime Minister Narendra Modi paid a historic State Visit to the Slovak Republic - the first by an India... 24 mins ago | Healthcare PM Modi to lead International Day of Yoga celebrations from Kolkata; over 2,500 events planned worldwide Prime Minister Narendra Modi will lead the national celebrations of the 12th International Day of Yoga (IDY) from Kolkata's historic Red Road on June 21, with the Ministry of Ayush unveiling an extensive programme aimed at promoting yoga as a tool fo... 38 mins ago | air quality remains moderate Light rain, thunderstorms likely in Delhi-NCR; air quality remains moderate The India Meteorological Department (IMD) has forecast partly cloudy skies over Delhi-NCR on Tuesday, with the possibility of very light to light rainfall accompanied by thunderstorms and lightning. According to the IMD, strong surface winds are exp...</w:t>
+        <w:t>10/04/26 | 9:08 am | Gaganyaan mission ISRO Jitendra Singh Jitendra Singh congratulates ISRO for successful completion of IADT-02 for Gaganyaan Mission Union Minister Dr Jitendra Singh on Friday congratulated Indian Space Research Organisation (ISRO) for the successful completion of the Second Integrated Air Drop Test (IADT-02) for Gaganyaan, India's first human spaceflight mission scheduled for launch in 2027. He described the achievement as a significant milestone in preparing for the ambitious mission. Taking to social media platform X, Singh wrote, "Congratulations ISRO for the successful accomplishment of Second Integrated Air Drop Test (IADT-02) for Gaganyaan, India's first Human Space flight scheduled next year." He further noted, "The second Integrated Air Drop Test (IADT-02) was successfully conducted at Satish Dhawan Space Station, Sriharikota. This marks an important milestone towards the readiness for the Gaganyaan mission." India's first human spaceflight will be launched from Sriharikota in 2027. Although the mission has faced multiple delays due to its technological complexity, India has been developing the capabilities indigenously. Notably, such critical spaceflight technologies are closely guarded, and no country shares them. The government has allocated approximately Rs 10,000 crore for the Gaganyaan programme. The mission is now in its final phase, with the first crewed flight expected in the first quarter of 2027. Earlier, on April 8, ISRO Chairman V. Narayanan stated that all preparations for the uncrewed Gaganyaan missions are progressing smoothly. Speaking at the inaugural session of the 2nd International Conference on Smart Spacecraft Mission Operations, he said, "We are meeting just before the first uncrewed Gaganyaan mission. This is no ordinary mission but a crucial one for India. There will be three uncrewed missions before the final crewed launch. All activities for the first mission are progressing well, though challenges remain." The conference was also attended by former ISRO chiefs A.S. Kiran Kumar and S. Somanath, along with ISRO centre directors, students, and representatives from space startups. Meanwhile, India's human spaceflight preparations advanced further on April 4, as four selected astronauts began a high-altitude experiment in Ladakh under the "Mission Mitra" (Mapping of Interoperable Traits and Reliability Assessment). The programme aims to evaluate human performance in extreme environments. The astronauts, including Group Captain Shubhnashu Shukla and P. Balakrishnan Nair, arrived in Leh earlier this week for acclimatisation. The mission is supported by a multidisciplinary team of scientists, engineers, medical experts, and psychologists, marking another crucial step in India's journey towards human space exploration. -IANS 2 mins ago | Bihar Fisheries Bihar gets ₹31.21-crore Integrated Aqua Park, NFDB regional centre to strengthen fisheries sector Union Fisheries Minister Rajiv Ranjan Singh and Bihar Chief Minister Samrat Choudhary on Monday laid the foundation stone of an Integrated Aqua Park in Bhojpur and inaugurated a regional centre of the National Fisheries Development Board (NFDB) in Pa... 4 mins ago | FIH Hockey Women's Nations Cup New Zealand 2026 India seal semi-final spot in FIH Hockey Women's Nations Cup 2026 after 2-1 win over Japan The Indian women's hockey team secured a place in the semi-finals of the FIH Hockey Women's Nations Cup New Zealand 2026 with a hard-fought 2-1 victory over Japan in their second Pool A match at the North Harbour National Hockey Centre on Tuesday. C... 24 mins ago | India Slovakia ties India, Slovakia elevate ties to comprehensive partnership during PM Modi's historic visit India and Slovakia on Monday elevated their bilateral relationship to a Comprehensive Partnership, marking a major milestone in diplomatic ties as Prime Minister Narendra Modi paid a historic State Visit to the Slovak Republic - the first by an India...</w:t>
       </w:r>
     </w:p>
     <w:p>

--- a/Space_News_16_06_2026.docx
+++ b/Space_News_16_06_2026.docx
@@ -232,7 +232,7 @@
           <w:rFonts w:ascii="Times New Roman" w:hAnsi="Times New Roman"/>
           <w:sz w:val="24"/>
         </w:rPr>
-        <w:t>10/04/26 | 9:08 am | Gaganyaan mission ISRO Jitendra Singh Jitendra Singh congratulates ISRO for successful completion of IADT-02 for Gaganyaan Mission Union Minister Dr Jitendra Singh on Friday congratulated Indian Space Research Organisation (ISRO) for the successful completion of the Second Integrated Air Drop Test (IADT-02) for Gaganyaan, India's first human spaceflight mission scheduled for launch in 2027. He described the achievement as a significant milestone in preparing for the ambitious mission. Taking to social media platform X, Singh wrote, "Congratulations ISRO for the successful accomplishment of Second Integrated Air Drop Test (IADT-02) for Gaganyaan, India's first Human Space flight scheduled next year." He further noted, "The second Integrated Air Drop Test (IADT-02) was successfully conducted at Satish Dhawan Space Station, Sriharikota. This marks an important milestone towards the readiness for the Gaganyaan mission." India's first human spaceflight will be launched from Sriharikota in 2027. Although the mission has faced multiple delays due to its technological complexity, India has been developing the capabilities indigenously. Notably, such critical spaceflight technologies are closely guarded, and no country shares them. The government has allocated approximately Rs 10,000 crore for the Gaganyaan programme. The mission is now in its final phase, with the first crewed flight expected in the first quarter of 2027. Earlier, on April 8, ISRO Chairman V. Narayanan stated that all preparations for the uncrewed Gaganyaan missions are progressing smoothly. Speaking at the inaugural session of the 2nd International Conference on Smart Spacecraft Mission Operations, he said, "We are meeting just before the first uncrewed Gaganyaan mission. This is no ordinary mission but a crucial one for India. There will be three uncrewed missions before the final crewed launch. All activities for the first mission are progressing well, though challenges remain." The conference was also attended by former ISRO chiefs A.S. Kiran Kumar and S. Somanath, along with ISRO centre directors, students, and representatives from space startups. Meanwhile, India's human spaceflight preparations advanced further on April 4, as four selected astronauts began a high-altitude experiment in Ladakh under the "Mission Mitra" (Mapping of Interoperable Traits and Reliability Assessment). The programme aims to evaluate human performance in extreme environments. The astronauts, including Group Captain Shubhnashu Shukla and P. Balakrishnan Nair, arrived in Leh earlier this week for acclimatisation. The mission is supported by a multidisciplinary team of scientists, engineers, medical experts, and psychologists, marking another crucial step in India's journey towards human space exploration. -IANS 2 mins ago | Bihar Fisheries Bihar gets ₹31.21-crore Integrated Aqua Park, NFDB regional centre to strengthen fisheries sector Union Fisheries Minister Rajiv Ranjan Singh and Bihar Chief Minister Samrat Choudhary on Monday laid the foundation stone of an Integrated Aqua Park in Bhojpur and inaugurated a regional centre of the National Fisheries Development Board (NFDB) in Pa... 4 mins ago | FIH Hockey Women's Nations Cup New Zealand 2026 India seal semi-final spot in FIH Hockey Women's Nations Cup 2026 after 2-1 win over Japan The Indian women's hockey team secured a place in the semi-finals of the FIH Hockey Women's Nations Cup New Zealand 2026 with a hard-fought 2-1 victory over Japan in their second Pool A match at the North Harbour National Hockey Centre on Tuesday. C... 24 mins ago | India Slovakia ties India, Slovakia elevate ties to comprehensive partnership during PM Modi's historic visit India and Slovakia on Monday elevated their bilateral relationship to a Comprehensive Partnership, marking a major milestone in diplomatic ties as Prime Minister Narendra Modi paid a historic State Visit to the Slovak Republic - the first by an India...</w:t>
+        <w:t>10/04/26 | 9:08 am | Gaganyaan mission ISRO Jitendra Singh Jitendra Singh congratulates ISRO for successful completion of IADT-02 for Gaganyaan Mission Union Minister Dr Jitendra Singh on Friday congratulated Indian Space Research Organisation (ISRO) for the successful completion of the Second Integrated Air Drop Test (IADT-02) for Gaganyaan, India's first human spaceflight mission scheduled for launch in 2027. He described the achievement as a significant milestone in preparing for the ambitious mission. Taking to social media platform X, Singh wrote, "Congratulations ISRO for the successful accomplishment of Second Integrated Air Drop Test (IADT-02) for Gaganyaan, India's first Human Space flight scheduled next year." He further noted, "The second Integrated Air Drop Test (IADT-02) was successfully conducted at Satish Dhawan Space Station, Sriharikota. This marks an important milestone towards the readiness for the Gaganyaan mission." India's first human spaceflight will be launched from Sriharikota in 2027. Although the mission has faced multiple delays due to its technological complexity, India has been developing the capabilities indigenously. Notably, such critical spaceflight technologies are closely guarded, and no country shares them. The government has allocated approximately Rs 10,000 crore for the Gaganyaan programme. The mission is now in its final phase, with the first crewed flight expected in the first quarter of 2027. Earlier, on April 8, ISRO Chairman V. Narayanan stated that all preparations for the uncrewed Gaganyaan missions are progressing smoothly. Speaking at the inaugural session of the 2nd International Conference on Smart Spacecraft Mission Operations, he said, "We are meeting just before the first uncrewed Gaganyaan mission. This is no ordinary mission but a crucial one for India. There will be three uncrewed missions before the final crewed launch. All activities for the first mission are progressing well, though challenges remain." The conference was also attended by former ISRO chiefs A.S. Kiran Kumar and S. Somanath, along with ISRO centre directors, students, and representatives from space startups. Meanwhile, India's human spaceflight preparations advanced further on April 4, as four selected astronauts began a high-altitude experiment in Ladakh under the "Mission Mitra" (Mapping of Interoperable Traits and Reliability Assessment). The programme aims to evaluate human performance in extreme environments. The astronauts, including Group Captain Shubhnashu Shukla and P. Balakrishnan Nair, arrived in Leh earlier this week for acclimatisation. The mission is supported by a multidisciplinary team of scientists, engineers, medical experts, and psychologists, marking another crucial step in India's journey towards human space exploration. -IANS 19 mins ago | Bihar Fisheries Bihar gets ₹31.21-crore Integrated Aqua Park, NFDB regional centre to strengthen fisheries sector Union Fisheries Minister Rajiv Ranjan Singh and Bihar Chief Minister Samrat Choudhary on Monday laid the foundation stone of an Integrated Aqua Park in Bhojpur and inaugurated a regional centre of the National Fisheries Development Board (NFDB) in Pa... 21 mins ago | FIH Hockey Women's Nations Cup New Zealand 2026 India seal semi-final spot in FIH Hockey Women's Nations Cup 2026 after 2-1 win over Japan The Indian women's hockey team secured a place in the semi-finals of the FIH Hockey Women's Nations Cup New Zealand 2026 with a hard-fought 2-1 victory over Japan in their second Pool A match at the North Harbour National Hockey Centre on Tuesday. C... 41 mins ago | India Slovakia ties India, Slovakia elevate ties to comprehensive partnership during PM Modi's historic visit India and Slovakia on Monday elevated their bilateral relationship to a Comprehensive Partnership, marking a major milestone in diplomatic ties as Prime Minister Narendra Modi paid a historic State Visit to the Slovak Republic - the first by an India...</w:t>
       </w:r>
     </w:p>
     <w:p>

--- a/Space_News_16_06_2026.docx
+++ b/Space_News_16_06_2026.docx
@@ -232,7 +232,7 @@
           <w:rFonts w:ascii="Times New Roman" w:hAnsi="Times New Roman"/>
           <w:sz w:val="24"/>
         </w:rPr>
-        <w:t>10/04/26 | 9:08 am | Gaganyaan mission ISRO Jitendra Singh Jitendra Singh congratulates ISRO for successful completion of IADT-02 for Gaganyaan Mission Union Minister Dr Jitendra Singh on Friday congratulated Indian Space Research Organisation (ISRO) for the successful completion of the Second Integrated Air Drop Test (IADT-02) for Gaganyaan, India's first human spaceflight mission scheduled for launch in 2027. He described the achievement as a significant milestone in preparing for the ambitious mission. Taking to social media platform X, Singh wrote, "Congratulations ISRO for the successful accomplishment of Second Integrated Air Drop Test (IADT-02) for Gaganyaan, India's first Human Space flight scheduled next year." He further noted, "The second Integrated Air Drop Test (IADT-02) was successfully conducted at Satish Dhawan Space Station, Sriharikota. This marks an important milestone towards the readiness for the Gaganyaan mission." India's first human spaceflight will be launched from Sriharikota in 2027. Although the mission has faced multiple delays due to its technological complexity, India has been developing the capabilities indigenously. Notably, such critical spaceflight technologies are closely guarded, and no country shares them. The government has allocated approximately Rs 10,000 crore for the Gaganyaan programme. The mission is now in its final phase, with the first crewed flight expected in the first quarter of 2027. Earlier, on April 8, ISRO Chairman V. Narayanan stated that all preparations for the uncrewed Gaganyaan missions are progressing smoothly. Speaking at the inaugural session of the 2nd International Conference on Smart Spacecraft Mission Operations, he said, "We are meeting just before the first uncrewed Gaganyaan mission. This is no ordinary mission but a crucial one for India. There will be three uncrewed missions before the final crewed launch. All activities for the first mission are progressing well, though challenges remain." The conference was also attended by former ISRO chiefs A.S. Kiran Kumar and S. Somanath, along with ISRO centre directors, students, and representatives from space startups. Meanwhile, India's human spaceflight preparations advanced further on April 4, as four selected astronauts began a high-altitude experiment in Ladakh under the "Mission Mitra" (Mapping of Interoperable Traits and Reliability Assessment). The programme aims to evaluate human performance in extreme environments. The astronauts, including Group Captain Shubhnashu Shukla and P. Balakrishnan Nair, arrived in Leh earlier this week for acclimatisation. The mission is supported by a multidisciplinary team of scientists, engineers, medical experts, and psychologists, marking another crucial step in India's journey towards human space exploration. -IANS 19 mins ago | Bihar Fisheries Bihar gets ₹31.21-crore Integrated Aqua Park, NFDB regional centre to strengthen fisheries sector Union Fisheries Minister Rajiv Ranjan Singh and Bihar Chief Minister Samrat Choudhary on Monday laid the foundation stone of an Integrated Aqua Park in Bhojpur and inaugurated a regional centre of the National Fisheries Development Board (NFDB) in Pa... 21 mins ago | FIH Hockey Women's Nations Cup New Zealand 2026 India seal semi-final spot in FIH Hockey Women's Nations Cup 2026 after 2-1 win over Japan The Indian women's hockey team secured a place in the semi-finals of the FIH Hockey Women's Nations Cup New Zealand 2026 with a hard-fought 2-1 victory over Japan in their second Pool A match at the North Harbour National Hockey Centre on Tuesday. C... 41 mins ago | India Slovakia ties India, Slovakia elevate ties to comprehensive partnership during PM Modi's historic visit India and Slovakia on Monday elevated their bilateral relationship to a Comprehensive Partnership, marking a major milestone in diplomatic ties as Prime Minister Narendra Modi paid a historic State Visit to the Slovak Republic - the first by an India...</w:t>
+        <w:t>10/04/26 | 9:08 am | Gaganyaan mission ISRO Jitendra Singh Jitendra Singh congratulates ISRO for successful completion of IADT-02 for Gaganyaan Mission Union Minister Dr Jitendra Singh on Friday congratulated Indian Space Research Organisation (ISRO) for the successful completion of the Second Integrated Air Drop Test (IADT-02) for Gaganyaan, India's first human spaceflight mission scheduled for launch in 2027. He described the achievement as a significant milestone in preparing for the ambitious mission. Taking to social media platform X, Singh wrote, "Congratulations ISRO for the successful accomplishment of Second Integrated Air Drop Test (IADT-02) for Gaganyaan, India's first Human Space flight scheduled next year." He further noted, "The second Integrated Air Drop Test (IADT-02) was successfully conducted at Satish Dhawan Space Station, Sriharikota. This marks an important milestone towards the readiness for the Gaganyaan mission." India's first human spaceflight will be launched from Sriharikota in 2027. Although the mission has faced multiple delays due to its technological complexity, India has been developing the capabilities indigenously. Notably, such critical spaceflight technologies are closely guarded, and no country shares them. The government has allocated approximately Rs 10,000 crore for the Gaganyaan programme. The mission is now in its final phase, with the first crewed flight expected in the first quarter of 2027. Earlier, on April 8, ISRO Chairman V. Narayanan stated that all preparations for the uncrewed Gaganyaan missions are progressing smoothly. Speaking at the inaugural session of the 2nd International Conference on Smart Spacecraft Mission Operations, he said, "We are meeting just before the first uncrewed Gaganyaan mission. This is no ordinary mission but a crucial one for India. There will be three uncrewed missions before the final crewed launch. All activities for the first mission are progressing well, though challenges remain." The conference was also attended by former ISRO chiefs A.S. Kiran Kumar and S. Somanath, along with ISRO centre directors, students, and representatives from space startups. Meanwhile, India's human spaceflight preparations advanced further on April 4, as four selected astronauts began a high-altitude experiment in Ladakh under the "Mission Mitra" (Mapping of Interoperable Traits and Reliability Assessment). The programme aims to evaluate human performance in extreme environments. The astronauts, including Group Captain Shubhnashu Shukla and P. Balakrishnan Nair, arrived in Leh earlier this week for acclimatisation. The mission is supported by a multidisciplinary team of scientists, engineers, medical experts, and psychologists, marking another crucial step in India's journey towards human space exploration. -IANS 38 mins ago | Bihar Fisheries Bihar gets ₹31.21-crore Integrated Aqua Park, NFDB regional centre to strengthen fisheries sector Union Fisheries Minister Rajiv Ranjan Singh and Bihar Chief Minister Samrat Choudhary on Monday laid the foundation stone of an Integrated Aqua Park in Bhojpur and inaugurated a regional centre of the National Fisheries Development Board (NFDB) in Pa... 40 mins ago | FIH Hockey Women's Nations Cup New Zealand 2026 India seal semi-final spot in FIH Hockey Women's Nations Cup 2026 after 2-1 win over Japan The Indian women's hockey team secured a place in the semi-finals of the FIH Hockey Women's Nations Cup New Zealand 2026 with a hard-fought 2-1 victory over Japan in their second Pool A match at the North Harbour National Hockey Centre on Tuesday. C... 1 hour ago | India Slovakia ties India, Slovakia elevate ties to comprehensive partnership during PM Modi's historic visit India and Slovakia on Monday elevated their bilateral relationship to a Comprehensive Partnership, marking a major milestone in diplomatic ties as Prime Minister Narendra Modi paid a historic State Visit to the Slovak Republic - the first by an India...</w:t>
       </w:r>
     </w:p>
     <w:p>

--- a/Space_News_16_06_2026.docx
+++ b/Space_News_16_06_2026.docx
@@ -232,7 +232,7 @@
           <w:rFonts w:ascii="Times New Roman" w:hAnsi="Times New Roman"/>
           <w:sz w:val="24"/>
         </w:rPr>
-        <w:t>10/04/26 | 9:08 am | Gaganyaan mission ISRO Jitendra Singh Jitendra Singh congratulates ISRO for successful completion of IADT-02 for Gaganyaan Mission Union Minister Dr Jitendra Singh on Friday congratulated Indian Space Research Organisation (ISRO) for the successful completion of the Second Integrated Air Drop Test (IADT-02) for Gaganyaan, India's first human spaceflight mission scheduled for launch in 2027. He described the achievement as a significant milestone in preparing for the ambitious mission. Taking to social media platform X, Singh wrote, "Congratulations ISRO for the successful accomplishment of Second Integrated Air Drop Test (IADT-02) for Gaganyaan, India's first Human Space flight scheduled next year." He further noted, "The second Integrated Air Drop Test (IADT-02) was successfully conducted at Satish Dhawan Space Station, Sriharikota. This marks an important milestone towards the readiness for the Gaganyaan mission." India's first human spaceflight will be launched from Sriharikota in 2027. Although the mission has faced multiple delays due to its technological complexity, India has been developing the capabilities indigenously. Notably, such critical spaceflight technologies are closely guarded, and no country shares them. The government has allocated approximately Rs 10,000 crore for the Gaganyaan programme. The mission is now in its final phase, with the first crewed flight expected in the first quarter of 2027. Earlier, on April 8, ISRO Chairman V. Narayanan stated that all preparations for the uncrewed Gaganyaan missions are progressing smoothly. Speaking at the inaugural session of the 2nd International Conference on Smart Spacecraft Mission Operations, he said, "We are meeting just before the first uncrewed Gaganyaan mission. This is no ordinary mission but a crucial one for India. There will be three uncrewed missions before the final crewed launch. All activities for the first mission are progressing well, though challenges remain." The conference was also attended by former ISRO chiefs A.S. Kiran Kumar and S. Somanath, along with ISRO centre directors, students, and representatives from space startups. Meanwhile, India's human spaceflight preparations advanced further on April 4, as four selected astronauts began a high-altitude experiment in Ladakh under the "Mission Mitra" (Mapping of Interoperable Traits and Reliability Assessment). The programme aims to evaluate human performance in extreme environments. The astronauts, including Group Captain Shubhnashu Shukla and P. Balakrishnan Nair, arrived in Leh earlier this week for acclimatisation. The mission is supported by a multidisciplinary team of scientists, engineers, medical experts, and psychologists, marking another crucial step in India's journey towards human space exploration. -IANS 38 mins ago | Bihar Fisheries Bihar gets ₹31.21-crore Integrated Aqua Park, NFDB regional centre to strengthen fisheries sector Union Fisheries Minister Rajiv Ranjan Singh and Bihar Chief Minister Samrat Choudhary on Monday laid the foundation stone of an Integrated Aqua Park in Bhojpur and inaugurated a regional centre of the National Fisheries Development Board (NFDB) in Pa... 40 mins ago | FIH Hockey Women's Nations Cup New Zealand 2026 India seal semi-final spot in FIH Hockey Women's Nations Cup 2026 after 2-1 win over Japan The Indian women's hockey team secured a place in the semi-finals of the FIH Hockey Women's Nations Cup New Zealand 2026 with a hard-fought 2-1 victory over Japan in their second Pool A match at the North Harbour National Hockey Centre on Tuesday. C... 1 hour ago | India Slovakia ties India, Slovakia elevate ties to comprehensive partnership during PM Modi's historic visit India and Slovakia on Monday elevated their bilateral relationship to a Comprehensive Partnership, marking a major milestone in diplomatic ties as Prime Minister Narendra Modi paid a historic State Visit to the Slovak Republic - the first by an India...</w:t>
+        <w:t>10/04/26 | 9:08 am | Gaganyaan mission ISRO Jitendra Singh Jitendra Singh congratulates ISRO for successful completion of IADT-02 for Gaganyaan Mission Union Minister Dr Jitendra Singh on Friday congratulated Indian Space Research Organisation (ISRO) for the successful completion of the Second Integrated Air Drop Test (IADT-02) for Gaganyaan, India's first human spaceflight mission scheduled for launch in 2027. He described the achievement as a significant milestone in preparing for the ambitious mission. Taking to social media platform X, Singh wrote, "Congratulations ISRO for the successful accomplishment of Second Integrated Air Drop Test (IADT-02) for Gaganyaan, India's first Human Space flight scheduled next year." He further noted, "The second Integrated Air Drop Test (IADT-02) was successfully conducted at Satish Dhawan Space Station, Sriharikota. This marks an important milestone towards the readiness for the Gaganyaan mission." India's first human spaceflight will be launched from Sriharikota in 2027. Although the mission has faced multiple delays due to its technological complexity, India has been developing the capabilities indigenously. Notably, such critical spaceflight technologies are closely guarded, and no country shares them. The government has allocated approximately Rs 10,000 crore for the Gaganyaan programme. The mission is now in its final phase, with the first crewed flight expected in the first quarter of 2027. Earlier, on April 8, ISRO Chairman V. Narayanan stated that all preparations for the uncrewed Gaganyaan missions are progressing smoothly. Speaking at the inaugural session of the 2nd International Conference on Smart Spacecraft Mission Operations, he said, "We are meeting just before the first uncrewed Gaganyaan mission. This is no ordinary mission but a crucial one for India. There will be three uncrewed missions before the final crewed launch. All activities for the first mission are progressing well, though challenges remain." The conference was also attended by former ISRO chiefs A.S. Kiran Kumar and S. Somanath, along with ISRO centre directors, students, and representatives from space startups. Meanwhile, India's human spaceflight preparations advanced further on April 4, as four selected astronauts began a high-altitude experiment in Ladakh under the "Mission Mitra" (Mapping of Interoperable Traits and Reliability Assessment). The programme aims to evaluate human performance in extreme environments. The astronauts, including Group Captain Shubhnashu Shukla and P. Balakrishnan Nair, arrived in Leh earlier this week for acclimatisation. The mission is supported by a multidisciplinary team of scientists, engineers, medical experts, and psychologists, marking another crucial step in India's journey towards human space exploration. -IANS 1 hour ago | Bihar Fisheries Bihar gets ₹31.21-crore Integrated Aqua Park, NFDB regional centre to strengthen fisheries sector Union Fisheries Minister Rajiv Ranjan Singh and Bihar Chief Minister Samrat Choudhary on Monday laid the foundation stone of an Integrated Aqua Park in Bhojpur and inaugurated a regional centre of the National Fisheries Development Board (NFDB) in Pa... 1 hour ago | FIH Hockey Women's Nations Cup New Zealand 2026 India seal semi-final spot in FIH Hockey Women's Nations Cup 2026 after 2-1 win over Japan The Indian women's hockey team secured a place in the semi-finals of the FIH Hockey Women's Nations Cup New Zealand 2026 with a hard-fought 2-1 victory over Japan in their second Pool A match at the North Harbour National Hockey Centre on Tuesday. C... 1 hour ago | India Slovakia ties India, Slovakia elevate ties to comprehensive partnership during PM Modi's historic visit India and Slovakia on Monday elevated their bilateral relationship to a Comprehensive Partnership, marking a major milestone in diplomatic ties as Prime Minister Narendra Modi paid a historic State Visit to the Slovak Republic - the first by an India...</w:t>
       </w:r>
     </w:p>
     <w:p>

--- a/Space_News_16_06_2026.docx
+++ b/Space_News_16_06_2026.docx
@@ -232,7 +232,7 @@
           <w:rFonts w:ascii="Times New Roman" w:hAnsi="Times New Roman"/>
           <w:sz w:val="24"/>
         </w:rPr>
-        <w:t>10/04/26 | 9:08 am | Gaganyaan mission ISRO Jitendra Singh Jitendra Singh congratulates ISRO for successful completion of IADT-02 for Gaganyaan Mission Union Minister Dr Jitendra Singh on Friday congratulated Indian Space Research Organisation (ISRO) for the successful completion of the Second Integrated Air Drop Test (IADT-02) for Gaganyaan, India's first human spaceflight mission scheduled for launch in 2027. He described the achievement as a significant milestone in preparing for the ambitious mission. Taking to social media platform X, Singh wrote, "Congratulations ISRO for the successful accomplishment of Second Integrated Air Drop Test (IADT-02) for Gaganyaan, India's first Human Space flight scheduled next year." He further noted, "The second Integrated Air Drop Test (IADT-02) was successfully conducted at Satish Dhawan Space Station, Sriharikota. This marks an important milestone towards the readiness for the Gaganyaan mission." India's first human spaceflight will be launched from Sriharikota in 2027. Although the mission has faced multiple delays due to its technological complexity, India has been developing the capabilities indigenously. Notably, such critical spaceflight technologies are closely guarded, and no country shares them. The government has allocated approximately Rs 10,000 crore for the Gaganyaan programme. The mission is now in its final phase, with the first crewed flight expected in the first quarter of 2027. Earlier, on April 8, ISRO Chairman V. Narayanan stated that all preparations for the uncrewed Gaganyaan missions are progressing smoothly. Speaking at the inaugural session of the 2nd International Conference on Smart Spacecraft Mission Operations, he said, "We are meeting just before the first uncrewed Gaganyaan mission. This is no ordinary mission but a crucial one for India. There will be three uncrewed missions before the final crewed launch. All activities for the first mission are progressing well, though challenges remain." The conference was also attended by former ISRO chiefs A.S. Kiran Kumar and S. Somanath, along with ISRO centre directors, students, and representatives from space startups. Meanwhile, India's human spaceflight preparations advanced further on April 4, as four selected astronauts began a high-altitude experiment in Ladakh under the "Mission Mitra" (Mapping of Interoperable Traits and Reliability Assessment). The programme aims to evaluate human performance in extreme environments. The astronauts, including Group Captain Shubhnashu Shukla and P. Balakrishnan Nair, arrived in Leh earlier this week for acclimatisation. The mission is supported by a multidisciplinary team of scientists, engineers, medical experts, and psychologists, marking another crucial step in India's journey towards human space exploration. -IANS 1 hour ago | Bihar Fisheries Bihar gets ₹31.21-crore Integrated Aqua Park, NFDB regional centre to strengthen fisheries sector Union Fisheries Minister Rajiv Ranjan Singh and Bihar Chief Minister Samrat Choudhary on Monday laid the foundation stone of an Integrated Aqua Park in Bhojpur and inaugurated a regional centre of the National Fisheries Development Board (NFDB) in Pa... 1 hour ago | FIH Hockey Women's Nations Cup New Zealand 2026 India seal semi-final spot in FIH Hockey Women's Nations Cup 2026 after 2-1 win over Japan The Indian women's hockey team secured a place in the semi-finals of the FIH Hockey Women's Nations Cup New Zealand 2026 with a hard-fought 2-1 victory over Japan in their second Pool A match at the North Harbour National Hockey Centre on Tuesday. C... 1 hour ago | India Slovakia ties India, Slovakia elevate ties to comprehensive partnership during PM Modi's historic visit India and Slovakia on Monday elevated their bilateral relationship to a Comprehensive Partnership, marking a major milestone in diplomatic ties as Prime Minister Narendra Modi paid a historic State Visit to the Slovak Republic - the first by an India...</w:t>
+        <w:t>10/04/26 | 9:08 am | Gaganyaan mission ISRO Jitendra Singh Jitendra Singh congratulates ISRO for successful completion of IADT-02 for Gaganyaan Mission Union Minister Dr Jitendra Singh on Friday congratulated Indian Space Research Organisation (ISRO) for the successful completion of the Second Integrated Air Drop Test (IADT-02) for Gaganyaan, India's first human spaceflight mission scheduled for launch in 2027. He described the achievement as a significant milestone in preparing for the ambitious mission. Taking to social media platform X, Singh wrote, "Congratulations ISRO for the successful accomplishment of Second Integrated Air Drop Test (IADT-02) for Gaganyaan, India's first Human Space flight scheduled next year." He further noted, "The second Integrated Air Drop Test (IADT-02) was successfully conducted at Satish Dhawan Space Station, Sriharikota. This marks an important milestone towards the readiness for the Gaganyaan mission." India's first human spaceflight will be launched from Sriharikota in 2027. Although the mission has faced multiple delays due to its technological complexity, India has been developing the capabilities indigenously. Notably, such critical spaceflight technologies are closely guarded, and no country shares them. The government has allocated approximately Rs 10,000 crore for the Gaganyaan programme. The mission is now in its final phase, with the first crewed flight expected in the first quarter of 2027. Earlier, on April 8, ISRO Chairman V. Narayanan stated that all preparations for the uncrewed Gaganyaan missions are progressing smoothly. Speaking at the inaugural session of the 2nd International Conference on Smart Spacecraft Mission Operations, he said, "We are meeting just before the first uncrewed Gaganyaan mission. This is no ordinary mission but a crucial one for India. There will be three uncrewed missions before the final crewed launch. All activities for the first mission are progressing well, though challenges remain." The conference was also attended by former ISRO chiefs A.S. Kiran Kumar and S. Somanath, along with ISRO centre directors, students, and representatives from space startups. Meanwhile, India's human spaceflight preparations advanced further on April 4, as four selected astronauts began a high-altitude experiment in Ladakh under the "Mission Mitra" (Mapping of Interoperable Traits and Reliability Assessment). The programme aims to evaluate human performance in extreme environments. The astronauts, including Group Captain Shubhnashu Shukla and P. Balakrishnan Nair, arrived in Leh earlier this week for acclimatisation. The mission is supported by a multidisciplinary team of scientists, engineers, medical experts, and psychologists, marking another crucial step in India's journey towards human space exploration. -IANS 1 min ago | Bhasha Interface for India BHASHINI, GeM join hands to enable multilingual access across India's public procurement ecosystem In a significant step towards strengthening digital inclusion and expanding access to government procurement opportunities, the Digital India BHASHINI Division (DIBD) and the Government e Marketplace (GeM) have signed a Memorandum of Understanding (M... 22 mins ago | Presidential Palace in Bratislava "Art, culture bring people closer": PM Modi praises Varanasi-themed exhibition in Slovakia Prime Minister Narendra Modi on Tuesday praised a Varanasi-themed exhibition at the Presidential Palace in Bratislava, saying that art and culture have a unique ability to strengthen ties between people and nations. The exhibition, viewed by Prime M... 1 hour ago | Bihar Fisheries Bihar gets ₹31.21-crore Integrated Aqua Park, NFDB regional centre to strengthen fisheries sector Union Fisheries Minister Rajiv Ranjan Singh and Bihar Chief Minister Samrat Choudhary on Monday laid the foundation stone of an Integrated Aqua Park in Bhojpur and inaugurated a regional centre of the National Fisheries Development Board (NFDB) in Pa...</w:t>
       </w:r>
     </w:p>
     <w:p>

--- a/Space_News_16_06_2026.docx
+++ b/Space_News_16_06_2026.docx
@@ -232,7 +232,7 @@
           <w:rFonts w:ascii="Times New Roman" w:hAnsi="Times New Roman"/>
           <w:sz w:val="24"/>
         </w:rPr>
-        <w:t>10/04/26 | 9:08 am | Gaganyaan mission ISRO Jitendra Singh Jitendra Singh congratulates ISRO for successful completion of IADT-02 for Gaganyaan Mission Union Minister Dr Jitendra Singh on Friday congratulated Indian Space Research Organisation (ISRO) for the successful completion of the Second Integrated Air Drop Test (IADT-02) for Gaganyaan, India's first human spaceflight mission scheduled for launch in 2027. He described the achievement as a significant milestone in preparing for the ambitious mission. Taking to social media platform X, Singh wrote, "Congratulations ISRO for the successful accomplishment of Second Integrated Air Drop Test (IADT-02) for Gaganyaan, India's first Human Space flight scheduled next year." He further noted, "The second Integrated Air Drop Test (IADT-02) was successfully conducted at Satish Dhawan Space Station, Sriharikota. This marks an important milestone towards the readiness for the Gaganyaan mission." India's first human spaceflight will be launched from Sriharikota in 2027. Although the mission has faced multiple delays due to its technological complexity, India has been developing the capabilities indigenously. Notably, such critical spaceflight technologies are closely guarded, and no country shares them. The government has allocated approximately Rs 10,000 crore for the Gaganyaan programme. The mission is now in its final phase, with the first crewed flight expected in the first quarter of 2027. Earlier, on April 8, ISRO Chairman V. Narayanan stated that all preparations for the uncrewed Gaganyaan missions are progressing smoothly. Speaking at the inaugural session of the 2nd International Conference on Smart Spacecraft Mission Operations, he said, "We are meeting just before the first uncrewed Gaganyaan mission. This is no ordinary mission but a crucial one for India. There will be three uncrewed missions before the final crewed launch. All activities for the first mission are progressing well, though challenges remain." The conference was also attended by former ISRO chiefs A.S. Kiran Kumar and S. Somanath, along with ISRO centre directors, students, and representatives from space startups. Meanwhile, India's human spaceflight preparations advanced further on April 4, as four selected astronauts began a high-altitude experiment in Ladakh under the "Mission Mitra" (Mapping of Interoperable Traits and Reliability Assessment). The programme aims to evaluate human performance in extreme environments. The astronauts, including Group Captain Shubhnashu Shukla and P. Balakrishnan Nair, arrived in Leh earlier this week for acclimatisation. The mission is supported by a multidisciplinary team of scientists, engineers, medical experts, and psychologists, marking another crucial step in India's journey towards human space exploration. -IANS 1 min ago | Bhasha Interface for India BHASHINI, GeM join hands to enable multilingual access across India's public procurement ecosystem In a significant step towards strengthening digital inclusion and expanding access to government procurement opportunities, the Digital India BHASHINI Division (DIBD) and the Government e Marketplace (GeM) have signed a Memorandum of Understanding (M... 22 mins ago | Presidential Palace in Bratislava "Art, culture bring people closer": PM Modi praises Varanasi-themed exhibition in Slovakia Prime Minister Narendra Modi on Tuesday praised a Varanasi-themed exhibition at the Presidential Palace in Bratislava, saying that art and culture have a unique ability to strengthen ties between people and nations. The exhibition, viewed by Prime M... 1 hour ago | Bihar Fisheries Bihar gets ₹31.21-crore Integrated Aqua Park, NFDB regional centre to strengthen fisheries sector Union Fisheries Minister Rajiv Ranjan Singh and Bihar Chief Minister Samrat Choudhary on Monday laid the foundation stone of an Integrated Aqua Park in Bhojpur and inaugurated a regional centre of the National Fisheries Development Board (NFDB) in Pa...</w:t>
+        <w:t>10/04/26 | 9:08 am | Gaganyaan mission ISRO Jitendra Singh Jitendra Singh congratulates ISRO for successful completion of IADT-02 for Gaganyaan Mission Union Minister Dr Jitendra Singh on Friday congratulated Indian Space Research Organisation (ISRO) for the successful completion of the Second Integrated Air Drop Test (IADT-02) for Gaganyaan, India's first human spaceflight mission scheduled for launch in 2027. He described the achievement as a significant milestone in preparing for the ambitious mission. Taking to social media platform X, Singh wrote, "Congratulations ISRO for the successful accomplishment of Second Integrated Air Drop Test (IADT-02) for Gaganyaan, India's first Human Space flight scheduled next year." He further noted, "The second Integrated Air Drop Test (IADT-02) was successfully conducted at Satish Dhawan Space Station, Sriharikota. This marks an important milestone towards the readiness for the Gaganyaan mission." India's first human spaceflight will be launched from Sriharikota in 2027. Although the mission has faced multiple delays due to its technological complexity, India has been developing the capabilities indigenously. Notably, such critical spaceflight technologies are closely guarded, and no country shares them. The government has allocated approximately Rs 10,000 crore for the Gaganyaan programme. The mission is now in its final phase, with the first crewed flight expected in the first quarter of 2027. Earlier, on April 8, ISRO Chairman V. Narayanan stated that all preparations for the uncrewed Gaganyaan missions are progressing smoothly. Speaking at the inaugural session of the 2nd International Conference on Smart Spacecraft Mission Operations, he said, "We are meeting just before the first uncrewed Gaganyaan mission. This is no ordinary mission but a crucial one for India. There will be three uncrewed missions before the final crewed launch. All activities for the first mission are progressing well, though challenges remain." The conference was also attended by former ISRO chiefs A.S. Kiran Kumar and S. Somanath, along with ISRO centre directors, students, and representatives from space startups. Meanwhile, India's human spaceflight preparations advanced further on April 4, as four selected astronauts began a high-altitude experiment in Ladakh under the "Mission Mitra" (Mapping of Interoperable Traits and Reliability Assessment). The programme aims to evaluate human performance in extreme environments. The astronauts, including Group Captain Shubhnashu Shukla and P. Balakrishnan Nair, arrived in Leh earlier this week for acclimatisation. The mission is supported by a multidisciplinary team of scientists, engineers, medical experts, and psychologists, marking another crucial step in India's journey towards human space exploration. -IANS 20 mins ago | International yoga day "Delightful to see youth embrace Yoga": PM Modi attends Yoga demonstration by Slovak schoolchildren Prime Minister Narendra Modi on Tuesday attended a yoga demonstration by Slovak schoolchildren alongside Slovak President Peter Pellegrini, highlighting yoga's growing global appeal ahead of International Yoga Day. Sharing his thoughts on X, PM Modi... 24 mins ago | Bhasha Interface for India BHASHINI, GeM join hands to enable multilingual access across India's public procurement ecosystem In a significant step towards strengthening digital inclusion and expanding access to government procurement opportunities, the Digital India BHASHINI Division (DIBD) and the Government e Marketplace (GeM) have signed a Memorandum of Understanding (M... 44 mins ago | Presidential Palace in Bratislava "Art, culture bring people closer": PM Modi praises Varanasi-themed exhibition in Slovakia Prime Minister Narendra Modi on Tuesday praised a Varanasi-themed exhibition at the Presidential Palace in Bratislava, saying that art and culture have a unique ability to strengthen ties between people and nations. The exhibition, viewed by Prime M...</w:t>
       </w:r>
     </w:p>
     <w:p>
@@ -411,6 +411,46 @@
     </w:p>
     <w:p>
       <w:pPr>
+        <w:spacing w:after="120"/>
+        <w:jc w:val="center"/>
+      </w:pPr>
+      <w:r>
+        <w:drawing>
+          <wp:inline xmlns:a="http://schemas.openxmlformats.org/drawingml/2006/main" xmlns:pic="http://schemas.openxmlformats.org/drawingml/2006/picture">
+            <wp:extent cx="4389120" cy="2468880"/>
+            <wp:docPr id="4" name="Picture 4"/>
+            <wp:cNvGraphicFramePr>
+              <a:graphicFrameLocks noChangeAspect="1"/>
+            </wp:cNvGraphicFramePr>
+            <a:graphic>
+              <a:graphicData uri="http://schemas.openxmlformats.org/drawingml/2006/picture">
+                <pic:pic>
+                  <pic:nvPicPr>
+                    <pic:cNvPr id="0" name="image.jpg"/>
+                    <pic:cNvPicPr/>
+                  </pic:nvPicPr>
+                  <pic:blipFill>
+                    <a:blip r:embed="rId18"/>
+                    <a:stretch>
+                      <a:fillRect/>
+                    </a:stretch>
+                  </pic:blipFill>
+                  <pic:spPr>
+                    <a:xfrm>
+                      <a:off x="0" y="0"/>
+                      <a:ext cx="4389120" cy="2468880"/>
+                    </a:xfrm>
+                    <a:prstGeom prst="rect"/>
+                  </pic:spPr>
+                </pic:pic>
+              </a:graphicData>
+            </a:graphic>
+          </wp:inline>
+        </w:drawing>
+      </w:r>
+    </w:p>
+    <w:p>
+      <w:pPr>
         <w:spacing w:after="120" w:line="276" w:lineRule="auto"/>
         <w:jc w:val="both"/>
       </w:pPr>
@@ -448,7 +488,7 @@
         <w:spacing w:after="80"/>
         <w:jc w:val="left"/>
       </w:pPr>
-      <w:hyperlink r:id="rId18">
+      <w:hyperlink r:id="rId19">
         <w:r>
           <w:rPr>
             <w:color w:val="0000FF"/>
@@ -467,7 +507,7 @@
         <w:drawing>
           <wp:inline xmlns:a="http://schemas.openxmlformats.org/drawingml/2006/main" xmlns:pic="http://schemas.openxmlformats.org/drawingml/2006/picture">
             <wp:extent cx="4389120" cy="2468880"/>
-            <wp:docPr id="4" name="Picture 4"/>
+            <wp:docPr id="5" name="Picture 5"/>
             <wp:cNvGraphicFramePr>
               <a:graphicFrameLocks noChangeAspect="1"/>
             </wp:cNvGraphicFramePr>
@@ -479,7 +519,7 @@
                     <pic:cNvPicPr/>
                   </pic:nvPicPr>
                   <pic:blipFill>
-                    <a:blip r:embed="rId19"/>
+                    <a:blip r:embed="rId20"/>
                     <a:stretch>
                       <a:fillRect/>
                     </a:stretch>
@@ -537,7 +577,7 @@
         <w:spacing w:after="80"/>
         <w:jc w:val="left"/>
       </w:pPr>
-      <w:hyperlink r:id="rId20">
+      <w:hyperlink r:id="rId21">
         <w:r>
           <w:rPr>
             <w:color w:val="0000FF"/>
@@ -556,7 +596,7 @@
         <w:drawing>
           <wp:inline xmlns:a="http://schemas.openxmlformats.org/drawingml/2006/main" xmlns:pic="http://schemas.openxmlformats.org/drawingml/2006/picture">
             <wp:extent cx="4389120" cy="3291840"/>
-            <wp:docPr id="5" name="Picture 5"/>
+            <wp:docPr id="6" name="Picture 6"/>
             <wp:cNvGraphicFramePr>
               <a:graphicFrameLocks noChangeAspect="1"/>
             </wp:cNvGraphicFramePr>
@@ -568,7 +608,7 @@
                     <pic:cNvPicPr/>
                   </pic:nvPicPr>
                   <pic:blipFill>
-                    <a:blip r:embed="rId21"/>
+                    <a:blip r:embed="rId22"/>
                     <a:stretch>
                       <a:fillRect/>
                     </a:stretch>
@@ -626,7 +666,7 @@
         <w:spacing w:after="80"/>
         <w:jc w:val="left"/>
       </w:pPr>
-      <w:hyperlink r:id="rId22">
+      <w:hyperlink r:id="rId23">
         <w:r>
           <w:rPr>
             <w:color w:val="0000FF"/>
@@ -645,7 +685,7 @@
         <w:drawing>
           <wp:inline xmlns:a="http://schemas.openxmlformats.org/drawingml/2006/main" xmlns:pic="http://schemas.openxmlformats.org/drawingml/2006/picture">
             <wp:extent cx="4389120" cy="2926080"/>
-            <wp:docPr id="6" name="Picture 6"/>
+            <wp:docPr id="7" name="Picture 7"/>
             <wp:cNvGraphicFramePr>
               <a:graphicFrameLocks noChangeAspect="1"/>
             </wp:cNvGraphicFramePr>
@@ -657,7 +697,7 @@
                     <pic:cNvPicPr/>
                   </pic:nvPicPr>
                   <pic:blipFill>
-                    <a:blip r:embed="rId23"/>
+                    <a:blip r:embed="rId24"/>
                     <a:stretch>
                       <a:fillRect/>
                     </a:stretch>
@@ -715,7 +755,7 @@
         <w:spacing w:after="80"/>
         <w:jc w:val="left"/>
       </w:pPr>
-      <w:hyperlink r:id="rId24">
+      <w:hyperlink r:id="rId25">
         <w:r>
           <w:rPr>
             <w:color w:val="0000FF"/>
@@ -734,7 +774,7 @@
         <w:drawing>
           <wp:inline xmlns:a="http://schemas.openxmlformats.org/drawingml/2006/main" xmlns:pic="http://schemas.openxmlformats.org/drawingml/2006/picture">
             <wp:extent cx="4389120" cy="3291840"/>
-            <wp:docPr id="7" name="Picture 7"/>
+            <wp:docPr id="8" name="Picture 8"/>
             <wp:cNvGraphicFramePr>
               <a:graphicFrameLocks noChangeAspect="1"/>
             </wp:cNvGraphicFramePr>
@@ -746,7 +786,7 @@
                     <pic:cNvPicPr/>
                   </pic:nvPicPr>
                   <pic:blipFill>
-                    <a:blip r:embed="rId21"/>
+                    <a:blip r:embed="rId22"/>
                     <a:stretch>
                       <a:fillRect/>
                     </a:stretch>
@@ -804,7 +844,7 @@
         <w:spacing w:after="80"/>
         <w:jc w:val="left"/>
       </w:pPr>
-      <w:hyperlink r:id="rId25">
+      <w:hyperlink r:id="rId26">
         <w:r>
           <w:rPr>
             <w:color w:val="0000FF"/>
@@ -823,7 +863,7 @@
         <w:drawing>
           <wp:inline xmlns:a="http://schemas.openxmlformats.org/drawingml/2006/main" xmlns:pic="http://schemas.openxmlformats.org/drawingml/2006/picture">
             <wp:extent cx="4389120" cy="3291840"/>
-            <wp:docPr id="8" name="Picture 8"/>
+            <wp:docPr id="9" name="Picture 9"/>
             <wp:cNvGraphicFramePr>
               <a:graphicFrameLocks noChangeAspect="1"/>
             </wp:cNvGraphicFramePr>
@@ -835,7 +875,7 @@
                     <pic:cNvPicPr/>
                   </pic:nvPicPr>
                   <pic:blipFill>
-                    <a:blip r:embed="rId21"/>
+                    <a:blip r:embed="rId22"/>
                     <a:stretch>
                       <a:fillRect/>
                     </a:stretch>
@@ -893,7 +933,7 @@
         <w:spacing w:after="80"/>
         <w:jc w:val="left"/>
       </w:pPr>
-      <w:hyperlink r:id="rId26">
+      <w:hyperlink r:id="rId27">
         <w:r>
           <w:rPr>
             <w:color w:val="0000FF"/>
@@ -912,7 +952,7 @@
         <w:drawing>
           <wp:inline xmlns:a="http://schemas.openxmlformats.org/drawingml/2006/main" xmlns:pic="http://schemas.openxmlformats.org/drawingml/2006/picture">
             <wp:extent cx="4389120" cy="2469453"/>
-            <wp:docPr id="9" name="Picture 9"/>
+            <wp:docPr id="10" name="Picture 10"/>
             <wp:cNvGraphicFramePr>
               <a:graphicFrameLocks noChangeAspect="1"/>
             </wp:cNvGraphicFramePr>
@@ -924,7 +964,7 @@
                     <pic:cNvPicPr/>
                   </pic:nvPicPr>
                   <pic:blipFill>
-                    <a:blip r:embed="rId27"/>
+                    <a:blip r:embed="rId28"/>
                     <a:stretch>
                       <a:fillRect/>
                     </a:stretch>
@@ -982,7 +1022,7 @@
         <w:spacing w:after="80"/>
         <w:jc w:val="left"/>
       </w:pPr>
-      <w:hyperlink r:id="rId28">
+      <w:hyperlink r:id="rId29">
         <w:r>
           <w:rPr>
             <w:color w:val="0000FF"/>
@@ -1001,7 +1041,7 @@
         <w:drawing>
           <wp:inline xmlns:a="http://schemas.openxmlformats.org/drawingml/2006/main" xmlns:pic="http://schemas.openxmlformats.org/drawingml/2006/picture">
             <wp:extent cx="4389120" cy="2468880"/>
-            <wp:docPr id="10" name="Picture 10"/>
+            <wp:docPr id="11" name="Picture 11"/>
             <wp:cNvGraphicFramePr>
               <a:graphicFrameLocks noChangeAspect="1"/>
             </wp:cNvGraphicFramePr>
@@ -1013,7 +1053,7 @@
                     <pic:cNvPicPr/>
                   </pic:nvPicPr>
                   <pic:blipFill>
-                    <a:blip r:embed="rId29"/>
+                    <a:blip r:embed="rId30"/>
                     <a:stretch>
                       <a:fillRect/>
                     </a:stretch>
@@ -1071,7 +1111,7 @@
         <w:spacing w:after="80"/>
         <w:jc w:val="left"/>
       </w:pPr>
-      <w:hyperlink r:id="rId30">
+      <w:hyperlink r:id="rId31">
         <w:r>
           <w:rPr>
             <w:color w:val="0000FF"/>
@@ -1090,7 +1130,7 @@
         <w:drawing>
           <wp:inline xmlns:a="http://schemas.openxmlformats.org/drawingml/2006/main" xmlns:pic="http://schemas.openxmlformats.org/drawingml/2006/picture">
             <wp:extent cx="4389120" cy="2468880"/>
-            <wp:docPr id="11" name="Picture 11"/>
+            <wp:docPr id="12" name="Picture 12"/>
             <wp:cNvGraphicFramePr>
               <a:graphicFrameLocks noChangeAspect="1"/>
             </wp:cNvGraphicFramePr>
@@ -1102,7 +1142,7 @@
                     <pic:cNvPicPr/>
                   </pic:nvPicPr>
                   <pic:blipFill>
-                    <a:blip r:embed="rId31"/>
+                    <a:blip r:embed="rId32"/>
                     <a:stretch>
                       <a:fillRect/>
                     </a:stretch>
@@ -1160,7 +1200,7 @@
         <w:spacing w:after="80"/>
         <w:jc w:val="left"/>
       </w:pPr>
-      <w:hyperlink r:id="rId32">
+      <w:hyperlink r:id="rId33">
         <w:r>
           <w:rPr>
             <w:color w:val="0000FF"/>
@@ -1179,7 +1219,7 @@
         <w:drawing>
           <wp:inline xmlns:a="http://schemas.openxmlformats.org/drawingml/2006/main" xmlns:pic="http://schemas.openxmlformats.org/drawingml/2006/picture">
             <wp:extent cx="4389120" cy="2468880"/>
-            <wp:docPr id="12" name="Picture 12"/>
+            <wp:docPr id="13" name="Picture 13"/>
             <wp:cNvGraphicFramePr>
               <a:graphicFrameLocks noChangeAspect="1"/>
             </wp:cNvGraphicFramePr>
@@ -1191,7 +1231,7 @@
                     <pic:cNvPicPr/>
                   </pic:nvPicPr>
                   <pic:blipFill>
-                    <a:blip r:embed="rId33"/>
+                    <a:blip r:embed="rId34"/>
                     <a:stretch>
                       <a:fillRect/>
                     </a:stretch>

--- a/Space_News_16_06_2026.docx
+++ b/Space_News_16_06_2026.docx
@@ -232,7 +232,7 @@
           <w:rFonts w:ascii="Times New Roman" w:hAnsi="Times New Roman"/>
           <w:sz w:val="24"/>
         </w:rPr>
-        <w:t>10/04/26 | 9:08 am | Gaganyaan mission ISRO Jitendra Singh Jitendra Singh congratulates ISRO for successful completion of IADT-02 for Gaganyaan Mission Union Minister Dr Jitendra Singh on Friday congratulated Indian Space Research Organisation (ISRO) for the successful completion of the Second Integrated Air Drop Test (IADT-02) for Gaganyaan, India's first human spaceflight mission scheduled for launch in 2027. He described the achievement as a significant milestone in preparing for the ambitious mission. Taking to social media platform X, Singh wrote, "Congratulations ISRO for the successful accomplishment of Second Integrated Air Drop Test (IADT-02) for Gaganyaan, India's first Human Space flight scheduled next year." He further noted, "The second Integrated Air Drop Test (IADT-02) was successfully conducted at Satish Dhawan Space Station, Sriharikota. This marks an important milestone towards the readiness for the Gaganyaan mission." India's first human spaceflight will be launched from Sriharikota in 2027. Although the mission has faced multiple delays due to its technological complexity, India has been developing the capabilities indigenously. Notably, such critical spaceflight technologies are closely guarded, and no country shares them. The government has allocated approximately Rs 10,000 crore for the Gaganyaan programme. The mission is now in its final phase, with the first crewed flight expected in the first quarter of 2027. Earlier, on April 8, ISRO Chairman V. Narayanan stated that all preparations for the uncrewed Gaganyaan missions are progressing smoothly. Speaking at the inaugural session of the 2nd International Conference on Smart Spacecraft Mission Operations, he said, "We are meeting just before the first uncrewed Gaganyaan mission. This is no ordinary mission but a crucial one for India. There will be three uncrewed missions before the final crewed launch. All activities for the first mission are progressing well, though challenges remain." The conference was also attended by former ISRO chiefs A.S. Kiran Kumar and S. Somanath, along with ISRO centre directors, students, and representatives from space startups. Meanwhile, India's human spaceflight preparations advanced further on April 4, as four selected astronauts began a high-altitude experiment in Ladakh under the "Mission Mitra" (Mapping of Interoperable Traits and Reliability Assessment). The programme aims to evaluate human performance in extreme environments. The astronauts, including Group Captain Shubhnashu Shukla and P. Balakrishnan Nair, arrived in Leh earlier this week for acclimatisation. The mission is supported by a multidisciplinary team of scientists, engineers, medical experts, and psychologists, marking another crucial step in India's journey towards human space exploration. -IANS 20 mins ago | International yoga day "Delightful to see youth embrace Yoga": PM Modi attends Yoga demonstration by Slovak schoolchildren Prime Minister Narendra Modi on Tuesday attended a yoga demonstration by Slovak schoolchildren alongside Slovak President Peter Pellegrini, highlighting yoga's growing global appeal ahead of International Yoga Day. Sharing his thoughts on X, PM Modi... 24 mins ago | Bhasha Interface for India BHASHINI, GeM join hands to enable multilingual access across India's public procurement ecosystem In a significant step towards strengthening digital inclusion and expanding access to government procurement opportunities, the Digital India BHASHINI Division (DIBD) and the Government e Marketplace (GeM) have signed a Memorandum of Understanding (M... 44 mins ago | Presidential Palace in Bratislava "Art, culture bring people closer": PM Modi praises Varanasi-themed exhibition in Slovakia Prime Minister Narendra Modi on Tuesday praised a Varanasi-themed exhibition at the Presidential Palace in Bratislava, saying that art and culture have a unique ability to strengthen ties between people and nations. The exhibition, viewed by Prime M...</w:t>
+        <w:t>10/04/26 | 9:08 am | Gaganyaan mission ISRO Jitendra Singh Jitendra Singh congratulates ISRO for successful completion of IADT-02 for Gaganyaan Mission Union Minister Dr Jitendra Singh on Friday congratulated Indian Space Research Organisation (ISRO) for the successful completion of the Second Integrated Air Drop Test (IADT-02) for Gaganyaan, India's first human spaceflight mission scheduled for launch in 2027. He described the achievement as a significant milestone in preparing for the ambitious mission. Taking to social media platform X, Singh wrote, "Congratulations ISRO for the successful accomplishment of Second Integrated Air Drop Test (IADT-02) for Gaganyaan, India's first Human Space flight scheduled next year." He further noted, "The second Integrated Air Drop Test (IADT-02) was successfully conducted at Satish Dhawan Space Station, Sriharikota. This marks an important milestone towards the readiness for the Gaganyaan mission." India's first human spaceflight will be launched from Sriharikota in 2027. Although the mission has faced multiple delays due to its technological complexity, India has been developing the capabilities indigenously. Notably, such critical spaceflight technologies are closely guarded, and no country shares them. The government has allocated approximately Rs 10,000 crore for the Gaganyaan programme. The mission is now in its final phase, with the first crewed flight expected in the first quarter of 2027. Earlier, on April 8, ISRO Chairman V. Narayanan stated that all preparations for the uncrewed Gaganyaan missions are progressing smoothly. Speaking at the inaugural session of the 2nd International Conference on Smart Spacecraft Mission Operations, he said, "We are meeting just before the first uncrewed Gaganyaan mission. This is no ordinary mission but a crucial one for India. There will be three uncrewed missions before the final crewed launch. All activities for the first mission are progressing well, though challenges remain." The conference was also attended by former ISRO chiefs A.S. Kiran Kumar and S. Somanath, along with ISRO centre directors, students, and representatives from space startups. Meanwhile, India's human spaceflight preparations advanced further on April 4, as four selected astronauts began a high-altitude experiment in Ladakh under the "Mission Mitra" (Mapping of Interoperable Traits and Reliability Assessment). The programme aims to evaluate human performance in extreme environments. The astronauts, including Group Captain Shubhnashu Shukla and P. Balakrishnan Nair, arrived in Leh earlier this week for acclimatisation. The mission is supported by a multidisciplinary team of scientists, engineers, medical experts, and psychologists, marking another crucial step in India's journey towards human space exploration. -IANS 12 mins ago | heads to France for G7 Summit PM Modi concludes 'historic and productive' Slovakia visit; heads to France for G7 Summit Prime Minister Narendra Modi on Tuesday concluded his visit to Slovakia, describing it as "historic and productive" and expressing confidence that the outcomes of the trip would further strengthen bilateral ties between the two countries. In a speci... 18 mins ago | Infrastructure PM Modi highlights India's infrastructure transformation, reaffirms commitment to Viksit Bharat Prime Minister Narendra Modi on Tuesday highlighted India's rapid infrastructure transformation over the past decade. Highlighting "12 years of Naya Bharat Nirman", PM Modi said in a post on X, "The last decade has witnessed record infrastructure up... 1 hour ago | Deep sea energy pipeline Centre dismisses reports on proposed Middle East-India Deepwater Pipeline The Ministry of Petroleum and Natural Gas (MoPNG) has categorically denied media reports suggesting that the government is pursuing a proposed deep-sea energy pipeline connecting India with Gulf nations, stating that no such project is currently unde...</w:t>
       </w:r>
     </w:p>
     <w:p>

--- a/Space_News_16_06_2026.docx
+++ b/Space_News_16_06_2026.docx
@@ -155,7 +155,7 @@
           <w:b/>
           <w:sz w:val="26"/>
         </w:rPr>
-        <w:t>1. ISRO successfully conducts 2nd integrated air drop test for Gaganyaan mission | Akashvani News - News On AIR</w:t>
+        <w:t>1. Jitendra Singh congratulates ISRO for successful completion of IADT-02 for Gaganyaan Mission - DD News</w:t>
       </w:r>
     </w:p>
     <w:p>
@@ -183,7 +183,7 @@
           <w:rFonts w:ascii="Times New Roman" w:hAnsi="Times New Roman"/>
           <w:sz w:val="24"/>
         </w:rPr>
-        <w:t>The Indian Space Research Organisation (ISRO) has successfully conducted the second integrated air drop test (IADT-02) for the upcoming Gaganyaan mission at Sriharikota in Andhra Pradesh. The system is essential to ensure safe recovery of the crew module - the capsule in which astronauts sit during a human flight. After the module's release, a parachute system, comprising 10 parachutes, was deployed, helping the capsule decelerate to a safe splashdown speed. The IADT-02 follows the successful completion of the first IADT, which took place on August 24, 2025, at the Satish Dhawan Space Centre in Sriharikota. In the first IADT, a 4.8-tonne dummy crew module was dropped from a height of three km by a Chinook helicopter. Air drop tests recreate the last leg of a spacecraft's return to the Earth. An aircraft or helicopter drops the spacecraft from a height to test various systems under different scenarios. These are the deployment of the parachute system in case the mission is aborted mid-flight, system performance when one parachute fails to open, and the spacecraft's orientation and safety during splashdown. Union Minister Jitendra Singh congratulated the ISRO for successfully conducting the test. India's first human spaceflight will be launched from Sriharikota in 2027.</w:t>
+        <w:t>10/04/26 | 9:08 am | Gaganyaan mission ISRO Jitendra Singh Jitendra Singh congratulates ISRO for successful completion of IADT-02 for Gaganyaan Mission Union Minister Dr Jitendra Singh on Friday congratulated Indian Space Research Organisation (ISRO) for the successful completion of the Second Integrated Air Drop Test (IADT-02) for Gaganyaan, India's first human spaceflight mission scheduled for launch in 2027. He described the achievement as a significant milestone in preparing for the ambitious mission. Taking to social media platform X, Singh wrote, "Congratulations ISRO for the successful accomplishment of Second Integrated Air Drop Test (IADT-02) for Gaganyaan, India's first Human Space flight scheduled next year." He further noted, "The second Integrated Air Drop Test (IADT-02) was successfully conducted at Satish Dhawan Space Station, Sriharikota. This marks an important milestone towards the readiness for the Gaganyaan mission." India's first human spaceflight will be launched from Sriharikota in 2027. Although the mission has faced multiple delays due to its technological complexity, India has been developing the capabilities indigenously. Notably, such critical spaceflight technologies are closely guarded, and no country shares them. The government has allocated approximately Rs 10,000 crore for the Gaganyaan programme. The mission is now in its final phase, with the first crewed flight expected in the first quarter of 2027. Earlier, on April 8, ISRO Chairman V. Narayanan stated that all preparations for the uncrewed Gaganyaan missions are progressing smoothly. Speaking at the inaugural session of the 2nd International Conference on Smart Spacecraft Mission Operations, he said, "We are meeting just before the first uncrewed Gaganyaan mission. This is no ordinary mission but a crucial one for India. There will be three uncrewed missions before the final crewed launch. All activities for the first mission are progressing well, though challenges remain." The conference was also attended by former ISRO chiefs A.S. Kiran Kumar and S. Somanath, along with ISRO centre directors, students, and representatives from space startups. Meanwhile, India's human spaceflight preparations advanced further on April 4, as four selected astronauts began a high-altitude experiment in Ladakh under the "Mission Mitra" (Mapping of Interoperable Traits and Reliability Assessment). The programme aims to evaluate human performance in extreme environments. The astronauts, including Group Captain Shubhnashu Shukla and P. Balakrishnan Nair, arrived in Leh earlier this week for acclimatisation. The mission is supported by a multidisciplinary team of scientists, engineers, medical experts, and psychologists, marking another crucial step in India's journey towards human space exploration. -IANS 31 mins ago | Forest Service Main exam 2026 UPSC shortlists 1,046 candidates for Indian Forest Service Main exam 2026 The Union Public Service Commission (UPSC) on Tuesday declared the results of the Civil Services (Preliminary) Examination, 2026 for admission to the Indian Forest Service (Main) Examination, with 1,046 candidates making the cut against 80 vacancies.... 44 mins ago | heads to France for G7 Summit PM Modi concludes 'historic and productive' Slovakia visit; heads to France for G7 Summit Prime Minister Narendra Modi on Tuesday concluded his visit to Slovakia, describing it as "historic and productive" and expressing confidence that the outcomes of the trip would further strengthen bilateral ties between the two countries. In a speci... 50 mins ago | Infrastructure PM Modi highlights India's infrastructure transformation, reaffirms commitment to Viksit Bharat Prime Minister Narendra Modi on Tuesday highlighted India's rapid infrastructure transformation over the past decade. Highlighting "12 years of Naya Bharat Nirman", PM Modi said in a post on X, "The last decade has witnessed record infrastructure up...</w:t>
       </w:r>
     </w:p>
     <w:p>
@@ -204,7 +204,7 @@
           <w:b/>
           <w:sz w:val="26"/>
         </w:rPr>
-        <w:t>2. Jitendra Singh congratulates ISRO for successful completion of IADT-02 for Gaganyaan Mission - DD News</w:t>
+        <w:t>2. G20 satellite is expected to be launched in 2027: ISRO Chairman - News On AIR</w:t>
       </w:r>
     </w:p>
     <w:p>
@@ -213,55 +213,6 @@
         <w:jc w:val="left"/>
       </w:pPr>
       <w:hyperlink r:id="rId13">
-        <w:r>
-          <w:rPr>
-            <w:color w:val="0000FF"/>
-            <w:u w:val="single"/>
-          </w:rPr>
-          <w:t>Read more</w:t>
-        </w:r>
-      </w:hyperlink>
-    </w:p>
-    <w:p>
-      <w:pPr>
-        <w:spacing w:after="120" w:line="276" w:lineRule="auto"/>
-        <w:jc w:val="both"/>
-      </w:pPr>
-      <w:r>
-        <w:rPr>
-          <w:rFonts w:ascii="Times New Roman" w:hAnsi="Times New Roman"/>
-          <w:sz w:val="24"/>
-        </w:rPr>
-        <w:t>10/04/26 | 9:08 am | Gaganyaan mission ISRO Jitendra Singh Jitendra Singh congratulates ISRO for successful completion of IADT-02 for Gaganyaan Mission Union Minister Dr Jitendra Singh on Friday congratulated Indian Space Research Organisation (ISRO) for the successful completion of the Second Integrated Air Drop Test (IADT-02) for Gaganyaan, India's first human spaceflight mission scheduled for launch in 2027. He described the achievement as a significant milestone in preparing for the ambitious mission. Taking to social media platform X, Singh wrote, "Congratulations ISRO for the successful accomplishment of Second Integrated Air Drop Test (IADT-02) for Gaganyaan, India's first Human Space flight scheduled next year." He further noted, "The second Integrated Air Drop Test (IADT-02) was successfully conducted at Satish Dhawan Space Station, Sriharikota. This marks an important milestone towards the readiness for the Gaganyaan mission." India's first human spaceflight will be launched from Sriharikota in 2027. Although the mission has faced multiple delays due to its technological complexity, India has been developing the capabilities indigenously. Notably, such critical spaceflight technologies are closely guarded, and no country shares them. The government has allocated approximately Rs 10,000 crore for the Gaganyaan programme. The mission is now in its final phase, with the first crewed flight expected in the first quarter of 2027. Earlier, on April 8, ISRO Chairman V. Narayanan stated that all preparations for the uncrewed Gaganyaan missions are progressing smoothly. Speaking at the inaugural session of the 2nd International Conference on Smart Spacecraft Mission Operations, he said, "We are meeting just before the first uncrewed Gaganyaan mission. This is no ordinary mission but a crucial one for India. There will be three uncrewed missions before the final crewed launch. All activities for the first mission are progressing well, though challenges remain." The conference was also attended by former ISRO chiefs A.S. Kiran Kumar and S. Somanath, along with ISRO centre directors, students, and representatives from space startups. Meanwhile, India's human spaceflight preparations advanced further on April 4, as four selected astronauts began a high-altitude experiment in Ladakh under the "Mission Mitra" (Mapping of Interoperable Traits and Reliability Assessment). The programme aims to evaluate human performance in extreme environments. The astronauts, including Group Captain Shubhnashu Shukla and P. Balakrishnan Nair, arrived in Leh earlier this week for acclimatisation. The mission is supported by a multidisciplinary team of scientists, engineers, medical experts, and psychologists, marking another crucial step in India's journey towards human space exploration. -IANS 12 mins ago | heads to France for G7 Summit PM Modi concludes 'historic and productive' Slovakia visit; heads to France for G7 Summit Prime Minister Narendra Modi on Tuesday concluded his visit to Slovakia, describing it as "historic and productive" and expressing confidence that the outcomes of the trip would further strengthen bilateral ties between the two countries. In a speci... 18 mins ago | Infrastructure PM Modi highlights India's infrastructure transformation, reaffirms commitment to Viksit Bharat Prime Minister Narendra Modi on Tuesday highlighted India's rapid infrastructure transformation over the past decade. Highlighting "12 years of Naya Bharat Nirman", PM Modi said in a post on X, "The last decade has witnessed record infrastructure up... 1 hour ago | Deep sea energy pipeline Centre dismisses reports on proposed Middle East-India Deepwater Pipeline The Ministry of Petroleum and Natural Gas (MoPNG) has categorically denied media reports suggesting that the government is pursuing a proposed deep-sea energy pipeline connecting India with Gulf nations, stating that no such project is currently unde...</w:t>
-      </w:r>
-    </w:p>
-    <w:p>
-      <w:pPr>
-        <w:pBdr>
-          <w:bottom w:val="single" w:sz="6" w:space="6" w:color="A6A6A6"/>
-        </w:pBdr>
-      </w:pPr>
-    </w:p>
-    <w:p/>
-    <w:p>
-      <w:pPr>
-        <w:spacing w:after="60"/>
-      </w:pPr>
-      <w:r>
-        <w:rPr>
-          <w:rFonts w:ascii="Times New Roman" w:hAnsi="Times New Roman"/>
-          <w:b/>
-          <w:sz w:val="26"/>
-        </w:rPr>
-        <w:t>3. G20 satellite is expected to be launched in 2027: ISRO Chairman - News On AIR</w:t>
-      </w:r>
-    </w:p>
-    <w:p>
-      <w:pPr>
-        <w:spacing w:after="80"/>
-        <w:jc w:val="left"/>
-      </w:pPr>
-      <w:hyperlink r:id="rId14">
         <w:r>
           <w:rPr>
             <w:color w:val="0000FF"/>
@@ -302,7 +253,7 @@
           <w:b/>
           <w:sz w:val="26"/>
         </w:rPr>
-        <w:t>4. Collaborating with DAE to develop lander that can survive on Moon for 200 days: Isro chief - The Times of India</w:t>
+        <w:t>3. Collaborating with DAE to develop lander that can survive on Moon for 200 days: Isro chief - The Times of India</w:t>
       </w:r>
     </w:p>
     <w:p>
@@ -310,7 +261,7 @@
         <w:spacing w:after="80"/>
         <w:jc w:val="left"/>
       </w:pPr>
-      <w:hyperlink r:id="rId15">
+      <w:hyperlink r:id="rId14">
         <w:r>
           <w:rPr>
             <w:color w:val="0000FF"/>
@@ -341,7 +292,7 @@
                     <pic:cNvPicPr/>
                   </pic:nvPicPr>
                   <pic:blipFill>
-                    <a:blip r:embed="rId16"/>
+                    <a:blip r:embed="rId15"/>
                     <a:stretch>
                       <a:fillRect/>
                     </a:stretch>
@@ -391,7 +342,56 @@
           <w:b/>
           <w:sz w:val="26"/>
         </w:rPr>
-        <w:t>5. After two failed bids, ISRO to attempt another PSLV launch by June-end, early July - The Indian Express</w:t>
+        <w:t>4. After two failed bids, ISRO to attempt another PSLV launch by June-end, early July - The Indian Express</w:t>
+      </w:r>
+    </w:p>
+    <w:p>
+      <w:pPr>
+        <w:spacing w:after="80"/>
+        <w:jc w:val="left"/>
+      </w:pPr>
+      <w:hyperlink r:id="rId16">
+        <w:r>
+          <w:rPr>
+            <w:color w:val="0000FF"/>
+            <w:u w:val="single"/>
+          </w:rPr>
+          <w:t>Read more</w:t>
+        </w:r>
+      </w:hyperlink>
+    </w:p>
+    <w:p>
+      <w:pPr>
+        <w:spacing w:after="120" w:line="276" w:lineRule="auto"/>
+        <w:jc w:val="both"/>
+      </w:pPr>
+      <w:r>
+        <w:rPr>
+          <w:rFonts w:ascii="Times New Roman" w:hAnsi="Times New Roman"/>
+          <w:sz w:val="24"/>
+        </w:rPr>
+        <w:t>The space agency has not conducted any launches since its last PSLV failed to put the earth observation satellite, EOS-N1, in orbit in January this year. (File image) After back-to-back failure of its workhorse launch vehicle, the Indian Space Research Organisation (ISRO) is likely to attempt another PSLV launch soon. "As for PSLV, we are planning by the end of June or beginning of July," said Union Science Minister Dr Jitendra Singh on Monday, on the sidelines of an event to celebrate 12 years of the PM Narendra Modi-led government. The space agency has not conducted any launches since its last PSLV failed to put the earth observation satellite, EOS-N1, in orbit in January this year. Earlier, in May 2025, the launch vehicle failed to put earth observation satellite EOS-09 in orbit. Both the rockets failed in their third stage.</w:t>
+      </w:r>
+    </w:p>
+    <w:p>
+      <w:pPr>
+        <w:pBdr>
+          <w:bottom w:val="single" w:sz="6" w:space="6" w:color="A6A6A6"/>
+        </w:pBdr>
+      </w:pPr>
+    </w:p>
+    <w:p/>
+    <w:p>
+      <w:pPr>
+        <w:spacing w:after="60"/>
+      </w:pPr>
+      <w:r>
+        <w:rPr>
+          <w:rFonts w:ascii="Times New Roman" w:hAnsi="Times New Roman"/>
+          <w:b/>
+          <w:sz w:val="26"/>
+        </w:rPr>
+        <w:t>5. Isro building lander to function on the Moon for 200 days, survive freezing nights - India Today</w:t>
       </w:r>
     </w:p>
     <w:p>
@@ -459,7 +459,7 @@
           <w:rFonts w:ascii="Times New Roman" w:hAnsi="Times New Roman"/>
           <w:sz w:val="24"/>
         </w:rPr>
-        <w:t>The space agency has not conducted any launches since its last PSLV failed to put the earth observation satellite, EOS-N1, in orbit in January this year. (File image) After back-to-back failure of its workhorse launch vehicle, the Indian Space Research Organisation (ISRO) is likely to attempt another PSLV launch soon. "As for PSLV, we are planning by the end of June or beginning of July," said Union Science Minister Dr Jitendra Singh on Monday, on the sidelines of an event to celebrate 12 years of the PM Narendra Modi-led government. The space agency has not conducted any launches since its last PSLV failed to put the earth observation satellite, EOS-N1, in orbit in January this year. Earlier, in May 2025, the launch vehicle failed to put earth observation satellite EOS-09 in orbit. Both the rockets failed in their third stage.</w:t>
+        <w:t>India's next generation of lunar landers could remain operational on the Moon for up to 200 days, a dramatic leap from the roughly 14-day lifespan achieved by the Chandrayaan-3 mission, according to Indian Space Research Organisation (Isro) Chairman V. Narayanan. The ambitious effort, being carried out jointly by Isro and the Department of Atomic Energy (DAE), is focused on solving one of the biggest challenges in lunar exploration: surviving the Moon's long and bitterly cold nights. Read Full Story Isro Chief V Narayanan said scientists are developing technologies that would allow future Indian landers to continue functioning through multiple lunar day-night cycles. If successful, the breakthrough could significantly enhance India's scientific capabilities on the lunar surface and pave the way for more complex missions in the future. The challenge stems from the unique environment on the Moon. A single lunar day lasts about 14 Earth days and is followed by an equally long lunar night. During the lunar day, spacecraft can rely on solar panels for power generation. However, once darkness sets in, temperatures can plunge to as low as minus 180 degrees Celsius in some regions, while solar power generation comes to a complete halt. This was the limitation faced by Chandrayaan-3's Vikram lander, which made history on August 23, 2023, by becoming the first spacecraft to successfully land near the Moon's South Pole. Although the mission exceeded expectations during the lunar daytime, the onset of the lunar night led to a loss of power and ended surface operations. HOW IS ISRO BUILDING THE NEXT LANDER? To overcome this hurdle, Isro and DAE are developing artificial heating systems capable of keeping spacecraft electronics, batteries and scientific instruments warm enough to survive the extreme cold. "We are going to develop artificial heaters. If we succeed, such landers can survive for 100 to 200 days instead of only 14 days," Narayanan said. The ability to survive multiple lunar nights would be a major milestone for India's space programme. It would allow landers and rovers to collect far more scientific data, monitor long-term environmental changes and conduct extended experiments in the Moon's harsh environment. The development comes as India continues to expand its ambitions in space exploration. Earlier this month, the Indian National Space Promotion and Authorisation Centre (IN-SPACe) selected three Indian space startups, Astrobase Space Technologies, SatSure Analytics India and TM2SPACE Technologies, as the first beneficiaries under its Technology Adoption Fund scheme, aimed at accelerating innovation in the country's growing private space sector. For Isro, a lander capable of surviving months on the Moon could represent the next giant leap after Chandrayaan-3's historic success. India is already developing Chandrayaan-4 mission, which is expected to become India's first mission designed to collect lunar samples and return them to Earth, a complex technological step beyond the soft-landing success of Chandrayaan-3 in 2023. - Ends</w:t>
       </w:r>
     </w:p>
     <w:p>
@@ -480,7 +480,7 @@
           <w:b/>
           <w:sz w:val="26"/>
         </w:rPr>
-        <w:t>6. Isro building lander to function on the Moon for 200 days, survive freezing nights - India Today</w:t>
+        <w:t>6. NASA Astronauts to Answer Questions from New Jersey Students</w:t>
       </w:r>
     </w:p>
     <w:p>
@@ -506,7 +506,7 @@
       <w:r>
         <w:drawing>
           <wp:inline xmlns:a="http://schemas.openxmlformats.org/drawingml/2006/main" xmlns:pic="http://schemas.openxmlformats.org/drawingml/2006/picture">
-            <wp:extent cx="4389120" cy="2468880"/>
+            <wp:extent cx="4389120" cy="3291840"/>
             <wp:docPr id="5" name="Picture 5"/>
             <wp:cNvGraphicFramePr>
               <a:graphicFrameLocks noChangeAspect="1"/>
@@ -520,95 +520,6 @@
                   </pic:nvPicPr>
                   <pic:blipFill>
                     <a:blip r:embed="rId20"/>
-                    <a:stretch>
-                      <a:fillRect/>
-                    </a:stretch>
-                  </pic:blipFill>
-                  <pic:spPr>
-                    <a:xfrm>
-                      <a:off x="0" y="0"/>
-                      <a:ext cx="4389120" cy="2468880"/>
-                    </a:xfrm>
-                    <a:prstGeom prst="rect"/>
-                  </pic:spPr>
-                </pic:pic>
-              </a:graphicData>
-            </a:graphic>
-          </wp:inline>
-        </w:drawing>
-      </w:r>
-    </w:p>
-    <w:p>
-      <w:pPr>
-        <w:spacing w:after="120" w:line="276" w:lineRule="auto"/>
-        <w:jc w:val="both"/>
-      </w:pPr>
-      <w:r>
-        <w:rPr>
-          <w:rFonts w:ascii="Times New Roman" w:hAnsi="Times New Roman"/>
-          <w:sz w:val="24"/>
-        </w:rPr>
-        <w:t>India's next generation of lunar landers could remain operational on the Moon for up to 200 days, a dramatic leap from the roughly 14-day lifespan achieved by the Chandrayaan-3 mission, according to Indian Space Research Organisation (Isro) Chairman V. Narayanan. The ambitious effort, being carried out jointly by Isro and the Department of Atomic Energy (DAE), is focused on solving one of the biggest challenges in lunar exploration: surviving the Moon's long and bitterly cold nights. Read Full Story Isro Chief V Narayanan said scientists are developing technologies that would allow future Indian landers to continue functioning through multiple lunar day-night cycles. If successful, the breakthrough could significantly enhance India's scientific capabilities on the lunar surface and pave the way for more complex missions in the future. The challenge stems from the unique environment on the Moon. A single lunar day lasts about 14 Earth days and is followed by an equally long lunar night. During the lunar day, spacecraft can rely on solar panels for power generation. However, once darkness sets in, temperatures can plunge to as low as minus 180 degrees Celsius in some regions, while solar power generation comes to a complete halt. This was the limitation faced by Chandrayaan-3's Vikram lander, which made history on August 23, 2023, by becoming the first spacecraft to successfully land near the Moon's South Pole. Although the mission exceeded expectations during the lunar daytime, the onset of the lunar night led to a loss of power and ended surface operations. HOW IS ISRO BUILDING THE NEXT LANDER? To overcome this hurdle, Isro and DAE are developing artificial heating systems capable of keeping spacecraft electronics, batteries and scientific instruments warm enough to survive the extreme cold. "We are going to develop artificial heaters. If we succeed, such landers can survive for 100 to 200 days instead of only 14 days," Narayanan said. The ability to survive multiple lunar nights would be a major milestone for India's space programme. It would allow landers and rovers to collect far more scientific data, monitor long-term environmental changes and conduct extended experiments in the Moon's harsh environment. The development comes as India continues to expand its ambitions in space exploration. Earlier this month, the Indian National Space Promotion and Authorisation Centre (IN-SPACe) selected three Indian space startups, Astrobase Space Technologies, SatSure Analytics India and TM2SPACE Technologies, as the first beneficiaries under its Technology Adoption Fund scheme, aimed at accelerating innovation in the country's growing private space sector. For Isro, a lander capable of surviving months on the Moon could represent the next giant leap after Chandrayaan-3's historic success. India is already developing Chandrayaan-4 mission, which is expected to become India's first mission designed to collect lunar samples and return them to Earth, a complex technological step beyond the soft-landing success of Chandrayaan-3 in 2023. - Ends</w:t>
-      </w:r>
-    </w:p>
-    <w:p>
-      <w:pPr>
-        <w:pBdr>
-          <w:bottom w:val="single" w:sz="6" w:space="6" w:color="A6A6A6"/>
-        </w:pBdr>
-      </w:pPr>
-    </w:p>
-    <w:p/>
-    <w:p>
-      <w:pPr>
-        <w:spacing w:after="60"/>
-      </w:pPr>
-      <w:r>
-        <w:rPr>
-          <w:rFonts w:ascii="Times New Roman" w:hAnsi="Times New Roman"/>
-          <w:b/>
-          <w:sz w:val="26"/>
-        </w:rPr>
-        <w:t>7. NASA Astronauts to Answer Questions from New Jersey Students</w:t>
-      </w:r>
-    </w:p>
-    <w:p>
-      <w:pPr>
-        <w:spacing w:after="80"/>
-        <w:jc w:val="left"/>
-      </w:pPr>
-      <w:hyperlink r:id="rId21">
-        <w:r>
-          <w:rPr>
-            <w:color w:val="0000FF"/>
-            <w:u w:val="single"/>
-          </w:rPr>
-          <w:t>Read more</w:t>
-        </w:r>
-      </w:hyperlink>
-    </w:p>
-    <w:p>
-      <w:pPr>
-        <w:spacing w:after="120"/>
-        <w:jc w:val="center"/>
-      </w:pPr>
-      <w:r>
-        <w:drawing>
-          <wp:inline xmlns:a="http://schemas.openxmlformats.org/drawingml/2006/main" xmlns:pic="http://schemas.openxmlformats.org/drawingml/2006/picture">
-            <wp:extent cx="4389120" cy="3291840"/>
-            <wp:docPr id="6" name="Picture 6"/>
-            <wp:cNvGraphicFramePr>
-              <a:graphicFrameLocks noChangeAspect="1"/>
-            </wp:cNvGraphicFramePr>
-            <a:graphic>
-              <a:graphicData uri="http://schemas.openxmlformats.org/drawingml/2006/picture">
-                <pic:pic>
-                  <pic:nvPicPr>
-                    <pic:cNvPr id="0" name="image.jpg"/>
-                    <pic:cNvPicPr/>
-                  </pic:nvPicPr>
-                  <pic:blipFill>
-                    <a:blip r:embed="rId22"/>
                     <a:stretch>
                       <a:fillRect/>
                     </a:stretch>
@@ -658,7 +569,7 @@
           <w:b/>
           <w:sz w:val="26"/>
         </w:rPr>
-        <w:t>8. NASA's SpaceX CRS-34 Dragon Returns Packed with Space Station Science</w:t>
+        <w:t>7. NASA's SpaceX CRS-34 Dragon Returns Packed with Space Station Science</w:t>
       </w:r>
     </w:p>
     <w:p>
@@ -666,7 +577,7 @@
         <w:spacing w:after="80"/>
         <w:jc w:val="left"/>
       </w:pPr>
-      <w:hyperlink r:id="rId23">
+      <w:hyperlink r:id="rId21">
         <w:r>
           <w:rPr>
             <w:color w:val="0000FF"/>
@@ -685,7 +596,7 @@
         <w:drawing>
           <wp:inline xmlns:a="http://schemas.openxmlformats.org/drawingml/2006/main" xmlns:pic="http://schemas.openxmlformats.org/drawingml/2006/picture">
             <wp:extent cx="4389120" cy="2926080"/>
-            <wp:docPr id="7" name="Picture 7"/>
+            <wp:docPr id="6" name="Picture 6"/>
             <wp:cNvGraphicFramePr>
               <a:graphicFrameLocks noChangeAspect="1"/>
             </wp:cNvGraphicFramePr>
@@ -697,7 +608,7 @@
                     <pic:cNvPicPr/>
                   </pic:nvPicPr>
                   <pic:blipFill>
-                    <a:blip r:embed="rId24"/>
+                    <a:blip r:embed="rId22"/>
                     <a:stretch>
                       <a:fillRect/>
                     </a:stretch>
@@ -747,7 +658,7 @@
           <w:b/>
           <w:sz w:val="26"/>
         </w:rPr>
-        <w:t>9. NASA Astronaut Anil Menon Available for Prelaunch Virtual Interviews</w:t>
+        <w:t>8. NASA Astronaut Anil Menon Available for Prelaunch Virtual Interviews</w:t>
       </w:r>
     </w:p>
     <w:p>
@@ -755,7 +666,7 @@
         <w:spacing w:after="80"/>
         <w:jc w:val="left"/>
       </w:pPr>
-      <w:hyperlink r:id="rId25">
+      <w:hyperlink r:id="rId23">
         <w:r>
           <w:rPr>
             <w:color w:val="0000FF"/>
@@ -774,7 +685,7 @@
         <w:drawing>
           <wp:inline xmlns:a="http://schemas.openxmlformats.org/drawingml/2006/main" xmlns:pic="http://schemas.openxmlformats.org/drawingml/2006/picture">
             <wp:extent cx="4389120" cy="3291840"/>
-            <wp:docPr id="8" name="Picture 8"/>
+            <wp:docPr id="7" name="Picture 7"/>
             <wp:cNvGraphicFramePr>
               <a:graphicFrameLocks noChangeAspect="1"/>
             </wp:cNvGraphicFramePr>
@@ -786,7 +697,7 @@
                     <pic:cNvPicPr/>
                   </pic:nvPicPr>
                   <pic:blipFill>
-                    <a:blip r:embed="rId22"/>
+                    <a:blip r:embed="rId20"/>
                     <a:stretch>
                       <a:fillRect/>
                     </a:stretch>
@@ -836,7 +747,7 @@
           <w:b/>
           <w:sz w:val="26"/>
         </w:rPr>
-        <w:t>10. Experience the Launch of NASA's Roman Space Telescope</w:t>
+        <w:t>9. Experience the Launch of NASA's Roman Space Telescope</w:t>
       </w:r>
     </w:p>
     <w:p>
@@ -844,7 +755,7 @@
         <w:spacing w:after="80"/>
         <w:jc w:val="left"/>
       </w:pPr>
-      <w:hyperlink r:id="rId26">
+      <w:hyperlink r:id="rId24">
         <w:r>
           <w:rPr>
             <w:color w:val="0000FF"/>
@@ -863,7 +774,7 @@
         <w:drawing>
           <wp:inline xmlns:a="http://schemas.openxmlformats.org/drawingml/2006/main" xmlns:pic="http://schemas.openxmlformats.org/drawingml/2006/picture">
             <wp:extent cx="4389120" cy="3291840"/>
-            <wp:docPr id="9" name="Picture 9"/>
+            <wp:docPr id="8" name="Picture 8"/>
             <wp:cNvGraphicFramePr>
               <a:graphicFrameLocks noChangeAspect="1"/>
             </wp:cNvGraphicFramePr>
@@ -875,7 +786,7 @@
                     <pic:cNvPicPr/>
                   </pic:nvPicPr>
                   <pic:blipFill>
-                    <a:blip r:embed="rId22"/>
+                    <a:blip r:embed="rId20"/>
                     <a:stretch>
                       <a:fillRect/>
                     </a:stretch>
@@ -925,7 +836,7 @@
           <w:b/>
           <w:sz w:val="26"/>
         </w:rPr>
-        <w:t>11. Astrobotic unveils Griffin-1 lunar lander for NASA Moon Base mission</w:t>
+        <w:t>10. Astrobotic unveils Griffin-1 lunar lander for NASA Moon Base mission</w:t>
       </w:r>
     </w:p>
     <w:p>
@@ -933,7 +844,7 @@
         <w:spacing w:after="80"/>
         <w:jc w:val="left"/>
       </w:pPr>
-      <w:hyperlink r:id="rId27">
+      <w:hyperlink r:id="rId25">
         <w:r>
           <w:rPr>
             <w:color w:val="0000FF"/>
@@ -952,7 +863,7 @@
         <w:drawing>
           <wp:inline xmlns:a="http://schemas.openxmlformats.org/drawingml/2006/main" xmlns:pic="http://schemas.openxmlformats.org/drawingml/2006/picture">
             <wp:extent cx="4389120" cy="2469453"/>
-            <wp:docPr id="10" name="Picture 10"/>
+            <wp:docPr id="9" name="Picture 9"/>
             <wp:cNvGraphicFramePr>
               <a:graphicFrameLocks noChangeAspect="1"/>
             </wp:cNvGraphicFramePr>
@@ -964,7 +875,7 @@
                     <pic:cNvPicPr/>
                   </pic:nvPicPr>
                   <pic:blipFill>
-                    <a:blip r:embed="rId28"/>
+                    <a:blip r:embed="rId26"/>
                     <a:stretch>
                       <a:fillRect/>
                     </a:stretch>
@@ -1014,7 +925,7 @@
           <w:b/>
           <w:sz w:val="26"/>
         </w:rPr>
-        <w:t>12. SpaceX sends 24 Starlink satellites to orbit on 1st launch as a public company (video)</w:t>
+        <w:t>11. SpaceX sends 24 Starlink satellites to orbit on 1st launch as a public company (video)</w:t>
       </w:r>
     </w:p>
     <w:p>
@@ -1022,7 +933,7 @@
         <w:spacing w:after="80"/>
         <w:jc w:val="left"/>
       </w:pPr>
-      <w:hyperlink r:id="rId29">
+      <w:hyperlink r:id="rId27">
         <w:r>
           <w:rPr>
             <w:color w:val="0000FF"/>
@@ -1041,7 +952,7 @@
         <w:drawing>
           <wp:inline xmlns:a="http://schemas.openxmlformats.org/drawingml/2006/main" xmlns:pic="http://schemas.openxmlformats.org/drawingml/2006/picture">
             <wp:extent cx="4389120" cy="2468880"/>
-            <wp:docPr id="11" name="Picture 11"/>
+            <wp:docPr id="10" name="Picture 10"/>
             <wp:cNvGraphicFramePr>
               <a:graphicFrameLocks noChangeAspect="1"/>
             </wp:cNvGraphicFramePr>
@@ -1053,7 +964,7 @@
                     <pic:cNvPicPr/>
                   </pic:nvPicPr>
                   <pic:blipFill>
-                    <a:blip r:embed="rId30"/>
+                    <a:blip r:embed="rId28"/>
                     <a:stretch>
                       <a:fillRect/>
                     </a:stretch>
@@ -1103,7 +1014,7 @@
           <w:b/>
           <w:sz w:val="26"/>
         </w:rPr>
-        <w:t>13. NASA X-ray spacecraft discovers supernova wreckage at the heart of the Milky Way</w:t>
+        <w:t>12. NASA X-ray spacecraft discovers supernova wreckage at the heart of the Milky Way</w:t>
       </w:r>
     </w:p>
     <w:p>
@@ -1111,7 +1022,7 @@
         <w:spacing w:after="80"/>
         <w:jc w:val="left"/>
       </w:pPr>
-      <w:hyperlink r:id="rId31">
+      <w:hyperlink r:id="rId29">
         <w:r>
           <w:rPr>
             <w:color w:val="0000FF"/>
@@ -1130,7 +1041,7 @@
         <w:drawing>
           <wp:inline xmlns:a="http://schemas.openxmlformats.org/drawingml/2006/main" xmlns:pic="http://schemas.openxmlformats.org/drawingml/2006/picture">
             <wp:extent cx="4389120" cy="2468880"/>
-            <wp:docPr id="12" name="Picture 12"/>
+            <wp:docPr id="11" name="Picture 11"/>
             <wp:cNvGraphicFramePr>
               <a:graphicFrameLocks noChangeAspect="1"/>
             </wp:cNvGraphicFramePr>
@@ -1142,7 +1053,7 @@
                     <pic:cNvPicPr/>
                   </pic:nvPicPr>
                   <pic:blipFill>
-                    <a:blip r:embed="rId32"/>
+                    <a:blip r:embed="rId30"/>
                     <a:stretch>
                       <a:fillRect/>
                     </a:stretch>
@@ -1192,7 +1103,7 @@
           <w:b/>
           <w:sz w:val="26"/>
         </w:rPr>
-        <w:t>14. Live from the moon! How lasers connected us all to NASA's Artemis 2 astronauts on their epic lunar trip</w:t>
+        <w:t>13. Live from the moon! How lasers connected us all to NASA's Artemis 2 astronauts on their epic lunar trip</w:t>
       </w:r>
     </w:p>
     <w:p>
@@ -1200,7 +1111,7 @@
         <w:spacing w:after="80"/>
         <w:jc w:val="left"/>
       </w:pPr>
-      <w:hyperlink r:id="rId33">
+      <w:hyperlink r:id="rId31">
         <w:r>
           <w:rPr>
             <w:color w:val="0000FF"/>
@@ -1219,7 +1130,7 @@
         <w:drawing>
           <wp:inline xmlns:a="http://schemas.openxmlformats.org/drawingml/2006/main" xmlns:pic="http://schemas.openxmlformats.org/drawingml/2006/picture">
             <wp:extent cx="4389120" cy="2468880"/>
-            <wp:docPr id="13" name="Picture 13"/>
+            <wp:docPr id="12" name="Picture 12"/>
             <wp:cNvGraphicFramePr>
               <a:graphicFrameLocks noChangeAspect="1"/>
             </wp:cNvGraphicFramePr>
@@ -1231,7 +1142,7 @@
                     <pic:cNvPicPr/>
                   </pic:nvPicPr>
                   <pic:blipFill>
-                    <a:blip r:embed="rId34"/>
+                    <a:blip r:embed="rId32"/>
                     <a:stretch>
                       <a:fillRect/>
                     </a:stretch>

--- a/Space_News_16_06_2026.docx
+++ b/Space_News_16_06_2026.docx
@@ -183,7 +183,7 @@
           <w:rFonts w:ascii="Times New Roman" w:hAnsi="Times New Roman"/>
           <w:sz w:val="24"/>
         </w:rPr>
-        <w:t>10/04/26 | 9:08 am | Gaganyaan mission ISRO Jitendra Singh Jitendra Singh congratulates ISRO for successful completion of IADT-02 for Gaganyaan Mission Union Minister Dr Jitendra Singh on Friday congratulated Indian Space Research Organisation (ISRO) for the successful completion of the Second Integrated Air Drop Test (IADT-02) for Gaganyaan, India's first human spaceflight mission scheduled for launch in 2027. He described the achievement as a significant milestone in preparing for the ambitious mission. Taking to social media platform X, Singh wrote, "Congratulations ISRO for the successful accomplishment of Second Integrated Air Drop Test (IADT-02) for Gaganyaan, India's first Human Space flight scheduled next year." He further noted, "The second Integrated Air Drop Test (IADT-02) was successfully conducted at Satish Dhawan Space Station, Sriharikota. This marks an important milestone towards the readiness for the Gaganyaan mission." India's first human spaceflight will be launched from Sriharikota in 2027. Although the mission has faced multiple delays due to its technological complexity, India has been developing the capabilities indigenously. Notably, such critical spaceflight technologies are closely guarded, and no country shares them. The government has allocated approximately Rs 10,000 crore for the Gaganyaan programme. The mission is now in its final phase, with the first crewed flight expected in the first quarter of 2027. Earlier, on April 8, ISRO Chairman V. Narayanan stated that all preparations for the uncrewed Gaganyaan missions are progressing smoothly. Speaking at the inaugural session of the 2nd International Conference on Smart Spacecraft Mission Operations, he said, "We are meeting just before the first uncrewed Gaganyaan mission. This is no ordinary mission but a crucial one for India. There will be three uncrewed missions before the final crewed launch. All activities for the first mission are progressing well, though challenges remain." The conference was also attended by former ISRO chiefs A.S. Kiran Kumar and S. Somanath, along with ISRO centre directors, students, and representatives from space startups. Meanwhile, India's human spaceflight preparations advanced further on April 4, as four selected astronauts began a high-altitude experiment in Ladakh under the "Mission Mitra" (Mapping of Interoperable Traits and Reliability Assessment). The programme aims to evaluate human performance in extreme environments. The astronauts, including Group Captain Shubhnashu Shukla and P. Balakrishnan Nair, arrived in Leh earlier this week for acclimatisation. The mission is supported by a multidisciplinary team of scientists, engineers, medical experts, and psychologists, marking another crucial step in India's journey towards human space exploration. -IANS 31 mins ago | Forest Service Main exam 2026 UPSC shortlists 1,046 candidates for Indian Forest Service Main exam 2026 The Union Public Service Commission (UPSC) on Tuesday declared the results of the Civil Services (Preliminary) Examination, 2026 for admission to the Indian Forest Service (Main) Examination, with 1,046 candidates making the cut against 80 vacancies.... 44 mins ago | heads to France for G7 Summit PM Modi concludes 'historic and productive' Slovakia visit; heads to France for G7 Summit Prime Minister Narendra Modi on Tuesday concluded his visit to Slovakia, describing it as "historic and productive" and expressing confidence that the outcomes of the trip would further strengthen bilateral ties between the two countries. In a speci... 50 mins ago | Infrastructure PM Modi highlights India's infrastructure transformation, reaffirms commitment to Viksit Bharat Prime Minister Narendra Modi on Tuesday highlighted India's rapid infrastructure transformation over the past decade. Highlighting "12 years of Naya Bharat Nirman", PM Modi said in a post on X, "The last decade has witnessed record infrastructure up...</w:t>
+        <w:t>10/04/26 | 9:08 am | Gaganyaan mission ISRO Jitendra Singh Jitendra Singh congratulates ISRO for successful completion of IADT-02 for Gaganyaan Mission Union Minister Dr Jitendra Singh on Friday congratulated Indian Space Research Organisation (ISRO) for the successful completion of the Second Integrated Air Drop Test (IADT-02) for Gaganyaan, India's first human spaceflight mission scheduled for launch in 2027. He described the achievement as a significant milestone in preparing for the ambitious mission. Taking to social media platform X, Singh wrote, "Congratulations ISRO for the successful accomplishment of Second Integrated Air Drop Test (IADT-02) for Gaganyaan, India's first Human Space flight scheduled next year." He further noted, "The second Integrated Air Drop Test (IADT-02) was successfully conducted at Satish Dhawan Space Station, Sriharikota. This marks an important milestone towards the readiness for the Gaganyaan mission." India's first human spaceflight will be launched from Sriharikota in 2027. Although the mission has faced multiple delays due to its technological complexity, India has been developing the capabilities indigenously. Notably, such critical spaceflight technologies are closely guarded, and no country shares them. The government has allocated approximately Rs 10,000 crore for the Gaganyaan programme. The mission is now in its final phase, with the first crewed flight expected in the first quarter of 2027. Earlier, on April 8, ISRO Chairman V. Narayanan stated that all preparations for the uncrewed Gaganyaan missions are progressing smoothly. Speaking at the inaugural session of the 2nd International Conference on Smart Spacecraft Mission Operations, he said, "We are meeting just before the first uncrewed Gaganyaan mission. This is no ordinary mission but a crucial one for India. There will be three uncrewed missions before the final crewed launch. All activities for the first mission are progressing well, though challenges remain." The conference was also attended by former ISRO chiefs A.S. Kiran Kumar and S. Somanath, along with ISRO centre directors, students, and representatives from space startups. Meanwhile, India's human spaceflight preparations advanced further on April 4, as four selected astronauts began a high-altitude experiment in Ladakh under the "Mission Mitra" (Mapping of Interoperable Traits and Reliability Assessment). The programme aims to evaluate human performance in extreme environments. The astronauts, including Group Captain Shubhnashu Shukla and P. Balakrishnan Nair, arrived in Leh earlier this week for acclimatisation. The mission is supported by a multidisciplinary team of scientists, engineers, medical experts, and psychologists, marking another crucial step in India's journey towards human space exploration. -IANS 57 mins ago | Forest Service Main exam 2026 UPSC shortlists 1,046 candidates for Indian Forest Service Main exam 2026 The Union Public Service Commission (UPSC) on Tuesday declared the results of the Civil Services (Preliminary) Examination, 2026 for admission to the Indian Forest Service (Main) Examination, with 1,046 candidates making the cut against 80 vacancies.... 1 hour ago | heads to France for G7 Summit PM Modi concludes 'historic and productive' Slovakia visit; heads to France for G7 Summit Prime Minister Narendra Modi on Tuesday concluded his visit to Slovakia, describing it as "historic and productive" and expressing confidence that the outcomes of the trip would further strengthen bilateral ties between the two countries. In a speci... 1 hour ago | Infrastructure PM Modi highlights India's infrastructure transformation, reaffirms commitment to Viksit Bharat Prime Minister Narendra Modi on Tuesday highlighted India's rapid infrastructure transformation over the past decade. Highlighting "12 years of Naya Bharat Nirman", PM Modi said in a post on X, "The last decade has witnessed record infrastructure up...</w:t>
       </w:r>
     </w:p>
     <w:p>

--- a/Space_News_16_06_2026.docx
+++ b/Space_News_16_06_2026.docx
@@ -183,7 +183,7 @@
           <w:rFonts w:ascii="Times New Roman" w:hAnsi="Times New Roman"/>
           <w:sz w:val="24"/>
         </w:rPr>
-        <w:t>10/04/26 | 9:08 am | Gaganyaan mission ISRO Jitendra Singh Jitendra Singh congratulates ISRO for successful completion of IADT-02 for Gaganyaan Mission Union Minister Dr Jitendra Singh on Friday congratulated Indian Space Research Organisation (ISRO) for the successful completion of the Second Integrated Air Drop Test (IADT-02) for Gaganyaan, India's first human spaceflight mission scheduled for launch in 2027. He described the achievement as a significant milestone in preparing for the ambitious mission. Taking to social media platform X, Singh wrote, "Congratulations ISRO for the successful accomplishment of Second Integrated Air Drop Test (IADT-02) for Gaganyaan, India's first Human Space flight scheduled next year." He further noted, "The second Integrated Air Drop Test (IADT-02) was successfully conducted at Satish Dhawan Space Station, Sriharikota. This marks an important milestone towards the readiness for the Gaganyaan mission." India's first human spaceflight will be launched from Sriharikota in 2027. Although the mission has faced multiple delays due to its technological complexity, India has been developing the capabilities indigenously. Notably, such critical spaceflight technologies are closely guarded, and no country shares them. The government has allocated approximately Rs 10,000 crore for the Gaganyaan programme. The mission is now in its final phase, with the first crewed flight expected in the first quarter of 2027. Earlier, on April 8, ISRO Chairman V. Narayanan stated that all preparations for the uncrewed Gaganyaan missions are progressing smoothly. Speaking at the inaugural session of the 2nd International Conference on Smart Spacecraft Mission Operations, he said, "We are meeting just before the first uncrewed Gaganyaan mission. This is no ordinary mission but a crucial one for India. There will be three uncrewed missions before the final crewed launch. All activities for the first mission are progressing well, though challenges remain." The conference was also attended by former ISRO chiefs A.S. Kiran Kumar and S. Somanath, along with ISRO centre directors, students, and representatives from space startups. Meanwhile, India's human spaceflight preparations advanced further on April 4, as four selected astronauts began a high-altitude experiment in Ladakh under the "Mission Mitra" (Mapping of Interoperable Traits and Reliability Assessment). The programme aims to evaluate human performance in extreme environments. The astronauts, including Group Captain Shubhnashu Shukla and P. Balakrishnan Nair, arrived in Leh earlier this week for acclimatisation. The mission is supported by a multidisciplinary team of scientists, engineers, medical experts, and psychologists, marking another crucial step in India's journey towards human space exploration. -IANS 57 mins ago | Forest Service Main exam 2026 UPSC shortlists 1,046 candidates for Indian Forest Service Main exam 2026 The Union Public Service Commission (UPSC) on Tuesday declared the results of the Civil Services (Preliminary) Examination, 2026 for admission to the Indian Forest Service (Main) Examination, with 1,046 candidates making the cut against 80 vacancies.... 1 hour ago | heads to France for G7 Summit PM Modi concludes 'historic and productive' Slovakia visit; heads to France for G7 Summit Prime Minister Narendra Modi on Tuesday concluded his visit to Slovakia, describing it as "historic and productive" and expressing confidence that the outcomes of the trip would further strengthen bilateral ties between the two countries. In a speci... 1 hour ago | Infrastructure PM Modi highlights India's infrastructure transformation, reaffirms commitment to Viksit Bharat Prime Minister Narendra Modi on Tuesday highlighted India's rapid infrastructure transformation over the past decade. Highlighting "12 years of Naya Bharat Nirman", PM Modi said in a post on X, "The last decade has witnessed record infrastructure up...</w:t>
+        <w:t>10/04/26 | 9:08 am | Gaganyaan mission ISRO Jitendra Singh Jitendra Singh congratulates ISRO for successful completion of IADT-02 for Gaganyaan Mission Union Minister Dr Jitendra Singh on Friday congratulated Indian Space Research Organisation (ISRO) for the successful completion of the Second Integrated Air Drop Test (IADT-02) for Gaganyaan, India's first human spaceflight mission scheduled for launch in 2027. He described the achievement as a significant milestone in preparing for the ambitious mission. Taking to social media platform X, Singh wrote, "Congratulations ISRO for the successful accomplishment of Second Integrated Air Drop Test (IADT-02) for Gaganyaan, India's first Human Space flight scheduled next year." He further noted, "The second Integrated Air Drop Test (IADT-02) was successfully conducted at Satish Dhawan Space Station, Sriharikota. This marks an important milestone towards the readiness for the Gaganyaan mission." India's first human spaceflight will be launched from Sriharikota in 2027. Although the mission has faced multiple delays due to its technological complexity, India has been developing the capabilities indigenously. Notably, such critical spaceflight technologies are closely guarded, and no country shares them. The government has allocated approximately Rs 10,000 crore for the Gaganyaan programme. The mission is now in its final phase, with the first crewed flight expected in the first quarter of 2027. Earlier, on April 8, ISRO Chairman V. Narayanan stated that all preparations for the uncrewed Gaganyaan missions are progressing smoothly. Speaking at the inaugural session of the 2nd International Conference on Smart Spacecraft Mission Operations, he said, "We are meeting just before the first uncrewed Gaganyaan mission. This is no ordinary mission but a crucial one for India. There will be three uncrewed missions before the final crewed launch. All activities for the first mission are progressing well, though challenges remain." The conference was also attended by former ISRO chiefs A.S. Kiran Kumar and S. Somanath, along with ISRO centre directors, students, and representatives from space startups. Meanwhile, India's human spaceflight preparations advanced further on April 4, as four selected astronauts began a high-altitude experiment in Ladakh under the "Mission Mitra" (Mapping of Interoperable Traits and Reliability Assessment). The programme aims to evaluate human performance in extreme environments. The astronauts, including Group Captain Shubhnashu Shukla and P. Balakrishnan Nair, arrived in Leh earlier this week for acclimatisation. The mission is supported by a multidisciplinary team of scientists, engineers, medical experts, and psychologists, marking another crucial step in India's journey towards human space exploration. -IANS 5 mins ago | india japan Joint Crediting Mechanism India, Japan adopt implementation rules for Joint Crediting Mechanism under Paris Agreement India and Japan have adopted the Rules of Implementation for the Joint Crediting Mechanism (JCM) under Article 6.2 of the Paris Agreement, marking a key step in bilateral cooperation on climate action and carbon market mechanisms. The rules were ado... 2 hours ago | Forest Service Main exam 2026 UPSC shortlists 1,046 candidates for Indian Forest Service Main exam 2026 The Union Public Service Commission (UPSC) on Tuesday declared the results of the Civil Services (Preliminary) Examination, 2026 for admission to the Indian Forest Service (Main) Examination, with 1,046 candidates making the cut against 80 vacancies.... 2 hours ago | heads to France for G7 Summit PM Modi concludes 'historic and productive' Slovakia visit; heads to France for G7 Summit Prime Minister Narendra Modi on Tuesday concluded his visit to Slovakia, describing it as "historic and productive" and expressing confidence that the outcomes of the trip would further strengthen bilateral ties between the two countries. In a speci...</w:t>
       </w:r>
     </w:p>
     <w:p>

--- a/Space_News_16_06_2026.docx
+++ b/Space_News_16_06_2026.docx
@@ -155,7 +155,7 @@
           <w:b/>
           <w:sz w:val="26"/>
         </w:rPr>
-        <w:t>1. Jitendra Singh congratulates ISRO for successful completion of IADT-02 for Gaganyaan Mission - DD News</w:t>
+        <w:t>1. G20 satellite is expected to be launched in 2027: ISRO Chairman - News On AIR</w:t>
       </w:r>
     </w:p>
     <w:p>
@@ -164,55 +164,6 @@
         <w:jc w:val="left"/>
       </w:pPr>
       <w:hyperlink r:id="rId12">
-        <w:r>
-          <w:rPr>
-            <w:color w:val="0000FF"/>
-            <w:u w:val="single"/>
-          </w:rPr>
-          <w:t>Read more</w:t>
-        </w:r>
-      </w:hyperlink>
-    </w:p>
-    <w:p>
-      <w:pPr>
-        <w:spacing w:after="120" w:line="276" w:lineRule="auto"/>
-        <w:jc w:val="both"/>
-      </w:pPr>
-      <w:r>
-        <w:rPr>
-          <w:rFonts w:ascii="Times New Roman" w:hAnsi="Times New Roman"/>
-          <w:sz w:val="24"/>
-        </w:rPr>
-        <w:t>10/04/26 | 9:08 am | Gaganyaan mission ISRO Jitendra Singh Jitendra Singh congratulates ISRO for successful completion of IADT-02 for Gaganyaan Mission Union Minister Dr Jitendra Singh on Friday congratulated Indian Space Research Organisation (ISRO) for the successful completion of the Second Integrated Air Drop Test (IADT-02) for Gaganyaan, India's first human spaceflight mission scheduled for launch in 2027. He described the achievement as a significant milestone in preparing for the ambitious mission. Taking to social media platform X, Singh wrote, "Congratulations ISRO for the successful accomplishment of Second Integrated Air Drop Test (IADT-02) for Gaganyaan, India's first Human Space flight scheduled next year." He further noted, "The second Integrated Air Drop Test (IADT-02) was successfully conducted at Satish Dhawan Space Station, Sriharikota. This marks an important milestone towards the readiness for the Gaganyaan mission." India's first human spaceflight will be launched from Sriharikota in 2027. Although the mission has faced multiple delays due to its technological complexity, India has been developing the capabilities indigenously. Notably, such critical spaceflight technologies are closely guarded, and no country shares them. The government has allocated approximately Rs 10,000 crore for the Gaganyaan programme. The mission is now in its final phase, with the first crewed flight expected in the first quarter of 2027. Earlier, on April 8, ISRO Chairman V. Narayanan stated that all preparations for the uncrewed Gaganyaan missions are progressing smoothly. Speaking at the inaugural session of the 2nd International Conference on Smart Spacecraft Mission Operations, he said, "We are meeting just before the first uncrewed Gaganyaan mission. This is no ordinary mission but a crucial one for India. There will be three uncrewed missions before the final crewed launch. All activities for the first mission are progressing well, though challenges remain." The conference was also attended by former ISRO chiefs A.S. Kiran Kumar and S. Somanath, along with ISRO centre directors, students, and representatives from space startups. Meanwhile, India's human spaceflight preparations advanced further on April 4, as four selected astronauts began a high-altitude experiment in Ladakh under the "Mission Mitra" (Mapping of Interoperable Traits and Reliability Assessment). The programme aims to evaluate human performance in extreme environments. The astronauts, including Group Captain Shubhnashu Shukla and P. Balakrishnan Nair, arrived in Leh earlier this week for acclimatisation. The mission is supported by a multidisciplinary team of scientists, engineers, medical experts, and psychologists, marking another crucial step in India's journey towards human space exploration. -IANS 5 mins ago | india japan Joint Crediting Mechanism India, Japan adopt implementation rules for Joint Crediting Mechanism under Paris Agreement India and Japan have adopted the Rules of Implementation for the Joint Crediting Mechanism (JCM) under Article 6.2 of the Paris Agreement, marking a key step in bilateral cooperation on climate action and carbon market mechanisms. The rules were ado... 2 hours ago | Forest Service Main exam 2026 UPSC shortlists 1,046 candidates for Indian Forest Service Main exam 2026 The Union Public Service Commission (UPSC) on Tuesday declared the results of the Civil Services (Preliminary) Examination, 2026 for admission to the Indian Forest Service (Main) Examination, with 1,046 candidates making the cut against 80 vacancies.... 2 hours ago | heads to France for G7 Summit PM Modi concludes 'historic and productive' Slovakia visit; heads to France for G7 Summit Prime Minister Narendra Modi on Tuesday concluded his visit to Slovakia, describing it as "historic and productive" and expressing confidence that the outcomes of the trip would further strengthen bilateral ties between the two countries. In a speci...</w:t>
-      </w:r>
-    </w:p>
-    <w:p>
-      <w:pPr>
-        <w:pBdr>
-          <w:bottom w:val="single" w:sz="6" w:space="6" w:color="A6A6A6"/>
-        </w:pBdr>
-      </w:pPr>
-    </w:p>
-    <w:p/>
-    <w:p>
-      <w:pPr>
-        <w:spacing w:after="60"/>
-      </w:pPr>
-      <w:r>
-        <w:rPr>
-          <w:rFonts w:ascii="Times New Roman" w:hAnsi="Times New Roman"/>
-          <w:b/>
-          <w:sz w:val="26"/>
-        </w:rPr>
-        <w:t>2. G20 satellite is expected to be launched in 2027: ISRO Chairman - News On AIR</w:t>
-      </w:r>
-    </w:p>
-    <w:p>
-      <w:pPr>
-        <w:spacing w:after="80"/>
-        <w:jc w:val="left"/>
-      </w:pPr>
-      <w:hyperlink r:id="rId13">
         <w:r>
           <w:rPr>
             <w:color w:val="0000FF"/>
@@ -253,7 +204,7 @@
           <w:b/>
           <w:sz w:val="26"/>
         </w:rPr>
-        <w:t>3. Collaborating with DAE to develop lander that can survive on Moon for 200 days: Isro chief - The Times of India</w:t>
+        <w:t>2. Collaborating with DAE to develop lander that can survive on Moon for 200 days: Isro chief - The Times of India</w:t>
       </w:r>
     </w:p>
     <w:p>
@@ -261,7 +212,7 @@
         <w:spacing w:after="80"/>
         <w:jc w:val="left"/>
       </w:pPr>
-      <w:hyperlink r:id="rId14">
+      <w:hyperlink r:id="rId13">
         <w:r>
           <w:rPr>
             <w:color w:val="0000FF"/>
@@ -292,7 +243,7 @@
                     <pic:cNvPicPr/>
                   </pic:nvPicPr>
                   <pic:blipFill>
-                    <a:blip r:embed="rId15"/>
+                    <a:blip r:embed="rId14"/>
                     <a:stretch>
                       <a:fillRect/>
                     </a:stretch>
@@ -342,7 +293,7 @@
           <w:b/>
           <w:sz w:val="26"/>
         </w:rPr>
-        <w:t>4. After two failed bids, ISRO to attempt another PSLV launch by June-end, early July - The Indian Express</w:t>
+        <w:t>3. After two failed bids, ISRO to attempt another PSLV launch by June-end, early July - The Indian Express</w:t>
       </w:r>
     </w:p>
     <w:p>
@@ -350,7 +301,7 @@
         <w:spacing w:after="80"/>
         <w:jc w:val="left"/>
       </w:pPr>
-      <w:hyperlink r:id="rId16">
+      <w:hyperlink r:id="rId15">
         <w:r>
           <w:rPr>
             <w:color w:val="0000FF"/>
@@ -391,7 +342,7 @@
           <w:b/>
           <w:sz w:val="26"/>
         </w:rPr>
-        <w:t>5. Isro building lander to function on the Moon for 200 days, survive freezing nights - India Today</w:t>
+        <w:t>4. Isro building lander to function on the Moon for 200 days, survive freezing nights - India Today</w:t>
       </w:r>
     </w:p>
     <w:p>
@@ -399,7 +350,7 @@
         <w:spacing w:after="80"/>
         <w:jc w:val="left"/>
       </w:pPr>
-      <w:hyperlink r:id="rId17">
+      <w:hyperlink r:id="rId16">
         <w:r>
           <w:rPr>
             <w:color w:val="0000FF"/>
@@ -430,7 +381,7 @@
                     <pic:cNvPicPr/>
                   </pic:nvPicPr>
                   <pic:blipFill>
-                    <a:blip r:embed="rId18"/>
+                    <a:blip r:embed="rId17"/>
                     <a:stretch>
                       <a:fillRect/>
                     </a:stretch>
@@ -480,7 +431,7 @@
           <w:b/>
           <w:sz w:val="26"/>
         </w:rPr>
-        <w:t>6. NASA Astronauts to Answer Questions from New Jersey Students</w:t>
+        <w:t>5. NASA Astronauts to Answer Questions from New Jersey Students</w:t>
       </w:r>
     </w:p>
     <w:p>
@@ -488,7 +439,7 @@
         <w:spacing w:after="80"/>
         <w:jc w:val="left"/>
       </w:pPr>
-      <w:hyperlink r:id="rId19">
+      <w:hyperlink r:id="rId18">
         <w:r>
           <w:rPr>
             <w:color w:val="0000FF"/>
@@ -519,7 +470,7 @@
                     <pic:cNvPicPr/>
                   </pic:nvPicPr>
                   <pic:blipFill>
-                    <a:blip r:embed="rId20"/>
+                    <a:blip r:embed="rId19"/>
                     <a:stretch>
                       <a:fillRect/>
                     </a:stretch>
@@ -569,7 +520,7 @@
           <w:b/>
           <w:sz w:val="26"/>
         </w:rPr>
-        <w:t>7. NASA's SpaceX CRS-34 Dragon Returns Packed with Space Station Science</w:t>
+        <w:t>6. NASA's SpaceX CRS-34 Dragon Returns Packed with Space Station Science</w:t>
       </w:r>
     </w:p>
     <w:p>
@@ -577,7 +528,7 @@
         <w:spacing w:after="80"/>
         <w:jc w:val="left"/>
       </w:pPr>
-      <w:hyperlink r:id="rId21">
+      <w:hyperlink r:id="rId20">
         <w:r>
           <w:rPr>
             <w:color w:val="0000FF"/>
@@ -608,7 +559,7 @@
                     <pic:cNvPicPr/>
                   </pic:nvPicPr>
                   <pic:blipFill>
-                    <a:blip r:embed="rId22"/>
+                    <a:blip r:embed="rId21"/>
                     <a:stretch>
                       <a:fillRect/>
                     </a:stretch>
@@ -658,7 +609,7 @@
           <w:b/>
           <w:sz w:val="26"/>
         </w:rPr>
-        <w:t>8. NASA Astronaut Anil Menon Available for Prelaunch Virtual Interviews</w:t>
+        <w:t>7. NASA Astronaut Anil Menon Available for Prelaunch Virtual Interviews</w:t>
       </w:r>
     </w:p>
     <w:p>
@@ -666,7 +617,7 @@
         <w:spacing w:after="80"/>
         <w:jc w:val="left"/>
       </w:pPr>
-      <w:hyperlink r:id="rId23">
+      <w:hyperlink r:id="rId22">
         <w:r>
           <w:rPr>
             <w:color w:val="0000FF"/>
@@ -697,7 +648,7 @@
                     <pic:cNvPicPr/>
                   </pic:nvPicPr>
                   <pic:blipFill>
-                    <a:blip r:embed="rId20"/>
+                    <a:blip r:embed="rId19"/>
                     <a:stretch>
                       <a:fillRect/>
                     </a:stretch>
@@ -747,7 +698,7 @@
           <w:b/>
           <w:sz w:val="26"/>
         </w:rPr>
-        <w:t>9. Experience the Launch of NASA's Roman Space Telescope</w:t>
+        <w:t>8. Experience the Launch of NASA's Roman Space Telescope</w:t>
       </w:r>
     </w:p>
     <w:p>
@@ -755,7 +706,7 @@
         <w:spacing w:after="80"/>
         <w:jc w:val="left"/>
       </w:pPr>
-      <w:hyperlink r:id="rId24">
+      <w:hyperlink r:id="rId23">
         <w:r>
           <w:rPr>
             <w:color w:val="0000FF"/>
@@ -786,7 +737,7 @@
                     <pic:cNvPicPr/>
                   </pic:nvPicPr>
                   <pic:blipFill>
-                    <a:blip r:embed="rId20"/>
+                    <a:blip r:embed="rId19"/>
                     <a:stretch>
                       <a:fillRect/>
                     </a:stretch>
@@ -836,7 +787,7 @@
           <w:b/>
           <w:sz w:val="26"/>
         </w:rPr>
-        <w:t>10. Astrobotic unveils Griffin-1 lunar lander for NASA Moon Base mission</w:t>
+        <w:t>9. Astrobotic unveils Griffin-1 lunar lander for NASA Moon Base mission</w:t>
       </w:r>
     </w:p>
     <w:p>
@@ -844,7 +795,7 @@
         <w:spacing w:after="80"/>
         <w:jc w:val="left"/>
       </w:pPr>
-      <w:hyperlink r:id="rId25">
+      <w:hyperlink r:id="rId24">
         <w:r>
           <w:rPr>
             <w:color w:val="0000FF"/>
@@ -875,7 +826,7 @@
                     <pic:cNvPicPr/>
                   </pic:nvPicPr>
                   <pic:blipFill>
-                    <a:blip r:embed="rId26"/>
+                    <a:blip r:embed="rId25"/>
                     <a:stretch>
                       <a:fillRect/>
                     </a:stretch>
@@ -925,7 +876,7 @@
           <w:b/>
           <w:sz w:val="26"/>
         </w:rPr>
-        <w:t>11. SpaceX sends 24 Starlink satellites to orbit on 1st launch as a public company (video)</w:t>
+        <w:t>10. SpaceX sends 24 Starlink satellites to orbit on 1st launch as a public company (video)</w:t>
       </w:r>
     </w:p>
     <w:p>
@@ -933,7 +884,7 @@
         <w:spacing w:after="80"/>
         <w:jc w:val="left"/>
       </w:pPr>
-      <w:hyperlink r:id="rId27">
+      <w:hyperlink r:id="rId26">
         <w:r>
           <w:rPr>
             <w:color w:val="0000FF"/>
@@ -964,7 +915,7 @@
                     <pic:cNvPicPr/>
                   </pic:nvPicPr>
                   <pic:blipFill>
-                    <a:blip r:embed="rId28"/>
+                    <a:blip r:embed="rId27"/>
                     <a:stretch>
                       <a:fillRect/>
                     </a:stretch>
@@ -1014,7 +965,7 @@
           <w:b/>
           <w:sz w:val="26"/>
         </w:rPr>
-        <w:t>12. NASA X-ray spacecraft discovers supernova wreckage at the heart of the Milky Way</w:t>
+        <w:t>11. NASA X-ray spacecraft discovers supernova wreckage at the heart of the Milky Way</w:t>
       </w:r>
     </w:p>
     <w:p>
@@ -1022,7 +973,7 @@
         <w:spacing w:after="80"/>
         <w:jc w:val="left"/>
       </w:pPr>
-      <w:hyperlink r:id="rId29">
+      <w:hyperlink r:id="rId28">
         <w:r>
           <w:rPr>
             <w:color w:val="0000FF"/>
@@ -1053,7 +1004,7 @@
                     <pic:cNvPicPr/>
                   </pic:nvPicPr>
                   <pic:blipFill>
-                    <a:blip r:embed="rId30"/>
+                    <a:blip r:embed="rId29"/>
                     <a:stretch>
                       <a:fillRect/>
                     </a:stretch>
@@ -1103,7 +1054,7 @@
           <w:b/>
           <w:sz w:val="26"/>
         </w:rPr>
-        <w:t>13. Live from the moon! How lasers connected us all to NASA's Artemis 2 astronauts on their epic lunar trip</w:t>
+        <w:t>12. Live from the moon! How lasers connected us all to NASA's Artemis 2 astronauts on their epic lunar trip</w:t>
       </w:r>
     </w:p>
     <w:p>
@@ -1111,7 +1062,7 @@
         <w:spacing w:after="80"/>
         <w:jc w:val="left"/>
       </w:pPr>
-      <w:hyperlink r:id="rId31">
+      <w:hyperlink r:id="rId30">
         <w:r>
           <w:rPr>
             <w:color w:val="0000FF"/>
@@ -1142,7 +1093,7 @@
                     <pic:cNvPicPr/>
                   </pic:nvPicPr>
                   <pic:blipFill>
-                    <a:blip r:embed="rId32"/>
+                    <a:blip r:embed="rId31"/>
                     <a:stretch>
                       <a:fillRect/>
                     </a:stretch>

--- a/Space_News_16_06_2026.docx
+++ b/Space_News_16_06_2026.docx
@@ -155,7 +155,7 @@
           <w:b/>
           <w:sz w:val="26"/>
         </w:rPr>
-        <w:t>1. G20 satellite is expected to be launched in 2027: ISRO Chairman - News On AIR</w:t>
+        <w:t>1. Collaborating with DAE to develop lander that can survive on Moon for 200 days: Isro chief - The Times of India</w:t>
       </w:r>
     </w:p>
     <w:p>
@@ -164,55 +164,6 @@
         <w:jc w:val="left"/>
       </w:pPr>
       <w:hyperlink r:id="rId12">
-        <w:r>
-          <w:rPr>
-            <w:color w:val="0000FF"/>
-            <w:u w:val="single"/>
-          </w:rPr>
-          <w:t>Read more</w:t>
-        </w:r>
-      </w:hyperlink>
-    </w:p>
-    <w:p>
-      <w:pPr>
-        <w:spacing w:after="120" w:line="276" w:lineRule="auto"/>
-        <w:jc w:val="both"/>
-      </w:pPr>
-      <w:r>
-        <w:rPr>
-          <w:rFonts w:ascii="Times New Roman" w:hAnsi="Times New Roman"/>
-          <w:sz w:val="24"/>
-        </w:rPr>
-        <w:t>ISRO Chairman V. Narayanan has said that the G20 satellite, designed to study climate and air pollution and monitor weather, is expected to be launched in 2027. He said India is the first country to succeed in placing more than 100 satellites using a single rocket without any collision. Dr Narayanan was addressing scientists from DRDO, ISRO, and the Aeronautical Society of India at the Engineering Staff College of India in Hyderabad yesterday. He said India is taking the lead role in the launch of the G20 satellite for the G-20 countries. Dr Narayanan said ISRO is working towards sending a human to the moon by 2040. He said if ISRO makes it happen by 2040, India will be on par with any other space-faring nation in terms of launcher technology, satellite technology, application area, and human space flight program. According to Dr Narayanan, ISRO is in the process of making a 2.2 metre diameter, 100 mm thick titanium vessel for Samudrayaan, a project for the Deep Ocean Mission.</w:t>
-      </w:r>
-    </w:p>
-    <w:p>
-      <w:pPr>
-        <w:pBdr>
-          <w:bottom w:val="single" w:sz="6" w:space="6" w:color="A6A6A6"/>
-        </w:pBdr>
-      </w:pPr>
-    </w:p>
-    <w:p/>
-    <w:p>
-      <w:pPr>
-        <w:spacing w:after="60"/>
-      </w:pPr>
-      <w:r>
-        <w:rPr>
-          <w:rFonts w:ascii="Times New Roman" w:hAnsi="Times New Roman"/>
-          <w:b/>
-          <w:sz w:val="26"/>
-        </w:rPr>
-        <w:t>2. Collaborating with DAE to develop lander that can survive on Moon for 200 days: Isro chief - The Times of India</w:t>
-      </w:r>
-    </w:p>
-    <w:p>
-      <w:pPr>
-        <w:spacing w:after="80"/>
-        <w:jc w:val="left"/>
-      </w:pPr>
-      <w:hyperlink r:id="rId13">
         <w:r>
           <w:rPr>
             <w:color w:val="0000FF"/>
@@ -243,7 +194,7 @@
                     <pic:cNvPicPr/>
                   </pic:nvPicPr>
                   <pic:blipFill>
-                    <a:blip r:embed="rId14"/>
+                    <a:blip r:embed="rId13"/>
                     <a:stretch>
                       <a:fillRect/>
                     </a:stretch>
@@ -293,7 +244,7 @@
           <w:b/>
           <w:sz w:val="26"/>
         </w:rPr>
-        <w:t>3. After two failed bids, ISRO to attempt another PSLV launch by June-end, early July - The Indian Express</w:t>
+        <w:t>2. After two failed bids, ISRO to attempt another PSLV launch by June-end, early July - The Indian Express</w:t>
       </w:r>
     </w:p>
     <w:p>
@@ -301,7 +252,7 @@
         <w:spacing w:after="80"/>
         <w:jc w:val="left"/>
       </w:pPr>
-      <w:hyperlink r:id="rId15">
+      <w:hyperlink r:id="rId14">
         <w:r>
           <w:rPr>
             <w:color w:val="0000FF"/>
@@ -342,7 +293,7 @@
           <w:b/>
           <w:sz w:val="26"/>
         </w:rPr>
-        <w:t>4. Isro building lander to function on the Moon for 200 days, survive freezing nights - India Today</w:t>
+        <w:t>3. Isro building lander to function on the Moon for 200 days, survive freezing nights - India Today</w:t>
       </w:r>
     </w:p>
     <w:p>
@@ -350,7 +301,7 @@
         <w:spacing w:after="80"/>
         <w:jc w:val="left"/>
       </w:pPr>
-      <w:hyperlink r:id="rId16">
+      <w:hyperlink r:id="rId15">
         <w:r>
           <w:rPr>
             <w:color w:val="0000FF"/>
@@ -381,7 +332,7 @@
                     <pic:cNvPicPr/>
                   </pic:nvPicPr>
                   <pic:blipFill>
-                    <a:blip r:embed="rId17"/>
+                    <a:blip r:embed="rId16"/>
                     <a:stretch>
                       <a:fillRect/>
                     </a:stretch>
@@ -431,7 +382,7 @@
           <w:b/>
           <w:sz w:val="26"/>
         </w:rPr>
-        <w:t>5. NASA Astronauts to Answer Questions from New Jersey Students</w:t>
+        <w:t>4. NASA Astronauts to Answer Questions from New Jersey Students</w:t>
       </w:r>
     </w:p>
     <w:p>
@@ -439,7 +390,7 @@
         <w:spacing w:after="80"/>
         <w:jc w:val="left"/>
       </w:pPr>
-      <w:hyperlink r:id="rId18">
+      <w:hyperlink r:id="rId17">
         <w:r>
           <w:rPr>
             <w:color w:val="0000FF"/>
@@ -470,7 +421,7 @@
                     <pic:cNvPicPr/>
                   </pic:nvPicPr>
                   <pic:blipFill>
-                    <a:blip r:embed="rId19"/>
+                    <a:blip r:embed="rId18"/>
                     <a:stretch>
                       <a:fillRect/>
                     </a:stretch>
@@ -520,7 +471,7 @@
           <w:b/>
           <w:sz w:val="26"/>
         </w:rPr>
-        <w:t>6. NASA's SpaceX CRS-34 Dragon Returns Packed with Space Station Science</w:t>
+        <w:t>5. NASA's SpaceX CRS-34 Dragon Returns Packed with Space Station Science</w:t>
       </w:r>
     </w:p>
     <w:p>
@@ -528,7 +479,7 @@
         <w:spacing w:after="80"/>
         <w:jc w:val="left"/>
       </w:pPr>
-      <w:hyperlink r:id="rId20">
+      <w:hyperlink r:id="rId19">
         <w:r>
           <w:rPr>
             <w:color w:val="0000FF"/>
@@ -559,7 +510,7 @@
                     <pic:cNvPicPr/>
                   </pic:nvPicPr>
                   <pic:blipFill>
-                    <a:blip r:embed="rId21"/>
+                    <a:blip r:embed="rId20"/>
                     <a:stretch>
                       <a:fillRect/>
                     </a:stretch>
@@ -609,7 +560,7 @@
           <w:b/>
           <w:sz w:val="26"/>
         </w:rPr>
-        <w:t>7. NASA Astronaut Anil Menon Available for Prelaunch Virtual Interviews</w:t>
+        <w:t>6. NASA Astronaut Anil Menon Available for Prelaunch Virtual Interviews</w:t>
       </w:r>
     </w:p>
     <w:p>
@@ -617,7 +568,7 @@
         <w:spacing w:after="80"/>
         <w:jc w:val="left"/>
       </w:pPr>
-      <w:hyperlink r:id="rId22">
+      <w:hyperlink r:id="rId21">
         <w:r>
           <w:rPr>
             <w:color w:val="0000FF"/>
@@ -648,7 +599,7 @@
                     <pic:cNvPicPr/>
                   </pic:nvPicPr>
                   <pic:blipFill>
-                    <a:blip r:embed="rId19"/>
+                    <a:blip r:embed="rId18"/>
                     <a:stretch>
                       <a:fillRect/>
                     </a:stretch>
@@ -698,7 +649,7 @@
           <w:b/>
           <w:sz w:val="26"/>
         </w:rPr>
-        <w:t>8. Experience the Launch of NASA's Roman Space Telescope</w:t>
+        <w:t>7. Experience the Launch of NASA's Roman Space Telescope</w:t>
       </w:r>
     </w:p>
     <w:p>
@@ -706,7 +657,7 @@
         <w:spacing w:after="80"/>
         <w:jc w:val="left"/>
       </w:pPr>
-      <w:hyperlink r:id="rId23">
+      <w:hyperlink r:id="rId22">
         <w:r>
           <w:rPr>
             <w:color w:val="0000FF"/>
@@ -737,7 +688,7 @@
                     <pic:cNvPicPr/>
                   </pic:nvPicPr>
                   <pic:blipFill>
-                    <a:blip r:embed="rId19"/>
+                    <a:blip r:embed="rId18"/>
                     <a:stretch>
                       <a:fillRect/>
                     </a:stretch>
@@ -787,7 +738,7 @@
           <w:b/>
           <w:sz w:val="26"/>
         </w:rPr>
-        <w:t>9. Astrobotic unveils Griffin-1 lunar lander for NASA Moon Base mission</w:t>
+        <w:t>8. Astrobotic unveils Griffin-1 lunar lander for NASA Moon Base mission</w:t>
       </w:r>
     </w:p>
     <w:p>
@@ -795,7 +746,7 @@
         <w:spacing w:after="80"/>
         <w:jc w:val="left"/>
       </w:pPr>
-      <w:hyperlink r:id="rId24">
+      <w:hyperlink r:id="rId23">
         <w:r>
           <w:rPr>
             <w:color w:val="0000FF"/>
@@ -826,7 +777,7 @@
                     <pic:cNvPicPr/>
                   </pic:nvPicPr>
                   <pic:blipFill>
-                    <a:blip r:embed="rId25"/>
+                    <a:blip r:embed="rId24"/>
                     <a:stretch>
                       <a:fillRect/>
                     </a:stretch>
@@ -876,7 +827,7 @@
           <w:b/>
           <w:sz w:val="26"/>
         </w:rPr>
-        <w:t>10. SpaceX sends 24 Starlink satellites to orbit on 1st launch as a public company (video)</w:t>
+        <w:t>9. SpaceX sends 24 Starlink satellites to orbit on 1st launch as a public company (video)</w:t>
       </w:r>
     </w:p>
     <w:p>
@@ -884,7 +835,7 @@
         <w:spacing w:after="80"/>
         <w:jc w:val="left"/>
       </w:pPr>
-      <w:hyperlink r:id="rId26">
+      <w:hyperlink r:id="rId25">
         <w:r>
           <w:rPr>
             <w:color w:val="0000FF"/>
@@ -915,7 +866,7 @@
                     <pic:cNvPicPr/>
                   </pic:nvPicPr>
                   <pic:blipFill>
-                    <a:blip r:embed="rId27"/>
+                    <a:blip r:embed="rId26"/>
                     <a:stretch>
                       <a:fillRect/>
                     </a:stretch>
@@ -965,7 +916,7 @@
           <w:b/>
           <w:sz w:val="26"/>
         </w:rPr>
-        <w:t>11. NASA X-ray spacecraft discovers supernova wreckage at the heart of the Milky Way</w:t>
+        <w:t>10. NASA X-ray spacecraft discovers supernova wreckage at the heart of the Milky Way</w:t>
       </w:r>
     </w:p>
     <w:p>
@@ -973,7 +924,7 @@
         <w:spacing w:after="80"/>
         <w:jc w:val="left"/>
       </w:pPr>
-      <w:hyperlink r:id="rId28">
+      <w:hyperlink r:id="rId27">
         <w:r>
           <w:rPr>
             <w:color w:val="0000FF"/>
@@ -1004,7 +955,7 @@
                     <pic:cNvPicPr/>
                   </pic:nvPicPr>
                   <pic:blipFill>
-                    <a:blip r:embed="rId29"/>
+                    <a:blip r:embed="rId28"/>
                     <a:stretch>
                       <a:fillRect/>
                     </a:stretch>
@@ -1054,7 +1005,7 @@
           <w:b/>
           <w:sz w:val="26"/>
         </w:rPr>
-        <w:t>12. Live from the moon! How lasers connected us all to NASA's Artemis 2 astronauts on their epic lunar trip</w:t>
+        <w:t>11. Live from the moon! How lasers connected us all to NASA's Artemis 2 astronauts on their epic lunar trip</w:t>
       </w:r>
     </w:p>
     <w:p>
@@ -1062,7 +1013,7 @@
         <w:spacing w:after="80"/>
         <w:jc w:val="left"/>
       </w:pPr>
-      <w:hyperlink r:id="rId30">
+      <w:hyperlink r:id="rId29">
         <w:r>
           <w:rPr>
             <w:color w:val="0000FF"/>
@@ -1093,7 +1044,7 @@
                     <pic:cNvPicPr/>
                   </pic:nvPicPr>
                   <pic:blipFill>
-                    <a:blip r:embed="rId31"/>
+                    <a:blip r:embed="rId30"/>
                     <a:stretch>
                       <a:fillRect/>
                     </a:stretch>

--- a/Space_News_16_06_2026.docx
+++ b/Space_News_16_06_2026.docx
@@ -155,7 +155,7 @@
           <w:b/>
           <w:sz w:val="26"/>
         </w:rPr>
-        <w:t>1. Collaborating with DAE to develop lander that can survive on Moon for 200 days: Isro chief - The Times of India</w:t>
+        <w:t>1. After two failed bids, ISRO to attempt another PSLV launch by June-end, early July - The Indian Express</w:t>
       </w:r>
     </w:p>
     <w:p>
@@ -164,95 +164,6 @@
         <w:jc w:val="left"/>
       </w:pPr>
       <w:hyperlink r:id="rId12">
-        <w:r>
-          <w:rPr>
-            <w:color w:val="0000FF"/>
-            <w:u w:val="single"/>
-          </w:rPr>
-          <w:t>Read more</w:t>
-        </w:r>
-      </w:hyperlink>
-    </w:p>
-    <w:p>
-      <w:pPr>
-        <w:spacing w:after="120"/>
-        <w:jc w:val="center"/>
-      </w:pPr>
-      <w:r>
-        <w:drawing>
-          <wp:inline xmlns:a="http://schemas.openxmlformats.org/drawingml/2006/main" xmlns:pic="http://schemas.openxmlformats.org/drawingml/2006/picture">
-            <wp:extent cx="4389120" cy="4389120"/>
-            <wp:docPr id="3" name="Picture 3"/>
-            <wp:cNvGraphicFramePr>
-              <a:graphicFrameLocks noChangeAspect="1"/>
-            </wp:cNvGraphicFramePr>
-            <a:graphic>
-              <a:graphicData uri="http://schemas.openxmlformats.org/drawingml/2006/picture">
-                <pic:pic>
-                  <pic:nvPicPr>
-                    <pic:cNvPr id="0" name="image.png"/>
-                    <pic:cNvPicPr/>
-                  </pic:nvPicPr>
-                  <pic:blipFill>
-                    <a:blip r:embed="rId13"/>
-                    <a:stretch>
-                      <a:fillRect/>
-                    </a:stretch>
-                  </pic:blipFill>
-                  <pic:spPr>
-                    <a:xfrm>
-                      <a:off x="0" y="0"/>
-                      <a:ext cx="4389120" cy="4389120"/>
-                    </a:xfrm>
-                    <a:prstGeom prst="rect"/>
-                  </pic:spPr>
-                </pic:pic>
-              </a:graphicData>
-            </a:graphic>
-          </wp:inline>
-        </w:drawing>
-      </w:r>
-    </w:p>
-    <w:p>
-      <w:pPr>
-        <w:spacing w:after="120" w:line="276" w:lineRule="auto"/>
-        <w:jc w:val="both"/>
-      </w:pPr>
-      <w:r>
-        <w:rPr>
-          <w:rFonts w:ascii="Times New Roman" w:hAnsi="Times New Roman"/>
-          <w:sz w:val="24"/>
-        </w:rPr>
-        <w:t>Collaborating with DAE to develop lander that can survive on Moon for 200 days: Isro chief The Times of India</w:t>
-      </w:r>
-    </w:p>
-    <w:p>
-      <w:pPr>
-        <w:pBdr>
-          <w:bottom w:val="single" w:sz="6" w:space="6" w:color="A6A6A6"/>
-        </w:pBdr>
-      </w:pPr>
-    </w:p>
-    <w:p/>
-    <w:p>
-      <w:pPr>
-        <w:spacing w:after="60"/>
-      </w:pPr>
-      <w:r>
-        <w:rPr>
-          <w:rFonts w:ascii="Times New Roman" w:hAnsi="Times New Roman"/>
-          <w:b/>
-          <w:sz w:val="26"/>
-        </w:rPr>
-        <w:t>2. After two failed bids, ISRO to attempt another PSLV launch by June-end, early July - The Indian Express</w:t>
-      </w:r>
-    </w:p>
-    <w:p>
-      <w:pPr>
-        <w:spacing w:after="80"/>
-        <w:jc w:val="left"/>
-      </w:pPr>
-      <w:hyperlink r:id="rId14">
         <w:r>
           <w:rPr>
             <w:color w:val="0000FF"/>
@@ -293,7 +204,7 @@
           <w:b/>
           <w:sz w:val="26"/>
         </w:rPr>
-        <w:t>3. Isro building lander to function on the Moon for 200 days, survive freezing nights - India Today</w:t>
+        <w:t>2. Isro building lander to function on the Moon for 200 days, survive freezing nights - India Today</w:t>
       </w:r>
     </w:p>
     <w:p>
@@ -301,7 +212,7 @@
         <w:spacing w:after="80"/>
         <w:jc w:val="left"/>
       </w:pPr>
-      <w:hyperlink r:id="rId15">
+      <w:hyperlink r:id="rId13">
         <w:r>
           <w:rPr>
             <w:color w:val="0000FF"/>
@@ -320,7 +231,7 @@
         <w:drawing>
           <wp:inline xmlns:a="http://schemas.openxmlformats.org/drawingml/2006/main" xmlns:pic="http://schemas.openxmlformats.org/drawingml/2006/picture">
             <wp:extent cx="4389120" cy="2468880"/>
-            <wp:docPr id="4" name="Picture 4"/>
+            <wp:docPr id="3" name="Picture 3"/>
             <wp:cNvGraphicFramePr>
               <a:graphicFrameLocks noChangeAspect="1"/>
             </wp:cNvGraphicFramePr>
@@ -332,7 +243,7 @@
                     <pic:cNvPicPr/>
                   </pic:nvPicPr>
                   <pic:blipFill>
-                    <a:blip r:embed="rId16"/>
+                    <a:blip r:embed="rId14"/>
                     <a:stretch>
                       <a:fillRect/>
                     </a:stretch>
@@ -382,7 +293,7 @@
           <w:b/>
           <w:sz w:val="26"/>
         </w:rPr>
-        <w:t>4. NASA Astronauts to Answer Questions from New Jersey Students</w:t>
+        <w:t>3. NASA Astronauts to Answer Questions from New Jersey Students</w:t>
       </w:r>
     </w:p>
     <w:p>
@@ -390,7 +301,7 @@
         <w:spacing w:after="80"/>
         <w:jc w:val="left"/>
       </w:pPr>
-      <w:hyperlink r:id="rId17">
+      <w:hyperlink r:id="rId15">
         <w:r>
           <w:rPr>
             <w:color w:val="0000FF"/>
@@ -409,7 +320,7 @@
         <w:drawing>
           <wp:inline xmlns:a="http://schemas.openxmlformats.org/drawingml/2006/main" xmlns:pic="http://schemas.openxmlformats.org/drawingml/2006/picture">
             <wp:extent cx="4389120" cy="3291840"/>
-            <wp:docPr id="5" name="Picture 5"/>
+            <wp:docPr id="4" name="Picture 4"/>
             <wp:cNvGraphicFramePr>
               <a:graphicFrameLocks noChangeAspect="1"/>
             </wp:cNvGraphicFramePr>
@@ -421,7 +332,7 @@
                     <pic:cNvPicPr/>
                   </pic:nvPicPr>
                   <pic:blipFill>
-                    <a:blip r:embed="rId18"/>
+                    <a:blip r:embed="rId16"/>
                     <a:stretch>
                       <a:fillRect/>
                     </a:stretch>
@@ -471,7 +382,7 @@
           <w:b/>
           <w:sz w:val="26"/>
         </w:rPr>
-        <w:t>5. NASA's SpaceX CRS-34 Dragon Returns Packed with Space Station Science</w:t>
+        <w:t>4. NASA's SpaceX CRS-34 Dragon Returns Packed with Space Station Science</w:t>
       </w:r>
     </w:p>
     <w:p>
@@ -479,7 +390,7 @@
         <w:spacing w:after="80"/>
         <w:jc w:val="left"/>
       </w:pPr>
-      <w:hyperlink r:id="rId19">
+      <w:hyperlink r:id="rId17">
         <w:r>
           <w:rPr>
             <w:color w:val="0000FF"/>
@@ -498,7 +409,7 @@
         <w:drawing>
           <wp:inline xmlns:a="http://schemas.openxmlformats.org/drawingml/2006/main" xmlns:pic="http://schemas.openxmlformats.org/drawingml/2006/picture">
             <wp:extent cx="4389120" cy="2926080"/>
-            <wp:docPr id="6" name="Picture 6"/>
+            <wp:docPr id="5" name="Picture 5"/>
             <wp:cNvGraphicFramePr>
               <a:graphicFrameLocks noChangeAspect="1"/>
             </wp:cNvGraphicFramePr>
@@ -510,7 +421,7 @@
                     <pic:cNvPicPr/>
                   </pic:nvPicPr>
                   <pic:blipFill>
-                    <a:blip r:embed="rId20"/>
+                    <a:blip r:embed="rId18"/>
                     <a:stretch>
                       <a:fillRect/>
                     </a:stretch>
@@ -560,7 +471,7 @@
           <w:b/>
           <w:sz w:val="26"/>
         </w:rPr>
-        <w:t>6. NASA Astronaut Anil Menon Available for Prelaunch Virtual Interviews</w:t>
+        <w:t>5. NASA Astronaut Anil Menon Available for Prelaunch Virtual Interviews</w:t>
       </w:r>
     </w:p>
     <w:p>
@@ -568,7 +479,7 @@
         <w:spacing w:after="80"/>
         <w:jc w:val="left"/>
       </w:pPr>
-      <w:hyperlink r:id="rId21">
+      <w:hyperlink r:id="rId19">
         <w:r>
           <w:rPr>
             <w:color w:val="0000FF"/>
@@ -587,7 +498,7 @@
         <w:drawing>
           <wp:inline xmlns:a="http://schemas.openxmlformats.org/drawingml/2006/main" xmlns:pic="http://schemas.openxmlformats.org/drawingml/2006/picture">
             <wp:extent cx="4389120" cy="3291840"/>
-            <wp:docPr id="7" name="Picture 7"/>
+            <wp:docPr id="6" name="Picture 6"/>
             <wp:cNvGraphicFramePr>
               <a:graphicFrameLocks noChangeAspect="1"/>
             </wp:cNvGraphicFramePr>
@@ -599,7 +510,7 @@
                     <pic:cNvPicPr/>
                   </pic:nvPicPr>
                   <pic:blipFill>
-                    <a:blip r:embed="rId18"/>
+                    <a:blip r:embed="rId16"/>
                     <a:stretch>
                       <a:fillRect/>
                     </a:stretch>
@@ -649,7 +560,7 @@
           <w:b/>
           <w:sz w:val="26"/>
         </w:rPr>
-        <w:t>7. Experience the Launch of NASA's Roman Space Telescope</w:t>
+        <w:t>6. Experience the Launch of NASA's Roman Space Telescope</w:t>
       </w:r>
     </w:p>
     <w:p>
@@ -657,7 +568,7 @@
         <w:spacing w:after="80"/>
         <w:jc w:val="left"/>
       </w:pPr>
-      <w:hyperlink r:id="rId22">
+      <w:hyperlink r:id="rId20">
         <w:r>
           <w:rPr>
             <w:color w:val="0000FF"/>
@@ -676,7 +587,7 @@
         <w:drawing>
           <wp:inline xmlns:a="http://schemas.openxmlformats.org/drawingml/2006/main" xmlns:pic="http://schemas.openxmlformats.org/drawingml/2006/picture">
             <wp:extent cx="4389120" cy="3291840"/>
-            <wp:docPr id="8" name="Picture 8"/>
+            <wp:docPr id="7" name="Picture 7"/>
             <wp:cNvGraphicFramePr>
               <a:graphicFrameLocks noChangeAspect="1"/>
             </wp:cNvGraphicFramePr>
@@ -688,7 +599,7 @@
                     <pic:cNvPicPr/>
                   </pic:nvPicPr>
                   <pic:blipFill>
-                    <a:blip r:embed="rId18"/>
+                    <a:blip r:embed="rId16"/>
                     <a:stretch>
                       <a:fillRect/>
                     </a:stretch>
@@ -738,7 +649,7 @@
           <w:b/>
           <w:sz w:val="26"/>
         </w:rPr>
-        <w:t>8. Astrobotic unveils Griffin-1 lunar lander for NASA Moon Base mission</w:t>
+        <w:t>7. Astrobotic unveils Griffin-1 lunar lander for NASA Moon Base mission</w:t>
       </w:r>
     </w:p>
     <w:p>
@@ -746,7 +657,7 @@
         <w:spacing w:after="80"/>
         <w:jc w:val="left"/>
       </w:pPr>
-      <w:hyperlink r:id="rId23">
+      <w:hyperlink r:id="rId21">
         <w:r>
           <w:rPr>
             <w:color w:val="0000FF"/>
@@ -765,7 +676,7 @@
         <w:drawing>
           <wp:inline xmlns:a="http://schemas.openxmlformats.org/drawingml/2006/main" xmlns:pic="http://schemas.openxmlformats.org/drawingml/2006/picture">
             <wp:extent cx="4389120" cy="2469453"/>
-            <wp:docPr id="9" name="Picture 9"/>
+            <wp:docPr id="8" name="Picture 8"/>
             <wp:cNvGraphicFramePr>
               <a:graphicFrameLocks noChangeAspect="1"/>
             </wp:cNvGraphicFramePr>
@@ -777,7 +688,7 @@
                     <pic:cNvPicPr/>
                   </pic:nvPicPr>
                   <pic:blipFill>
-                    <a:blip r:embed="rId24"/>
+                    <a:blip r:embed="rId22"/>
                     <a:stretch>
                       <a:fillRect/>
                     </a:stretch>
@@ -827,7 +738,7 @@
           <w:b/>
           <w:sz w:val="26"/>
         </w:rPr>
-        <w:t>9. SpaceX sends 24 Starlink satellites to orbit on 1st launch as a public company (video)</w:t>
+        <w:t>8. SpaceX sends 24 Starlink satellites to orbit on 1st launch as a public company (video)</w:t>
       </w:r>
     </w:p>
     <w:p>
@@ -835,7 +746,7 @@
         <w:spacing w:after="80"/>
         <w:jc w:val="left"/>
       </w:pPr>
-      <w:hyperlink r:id="rId25">
+      <w:hyperlink r:id="rId23">
         <w:r>
           <w:rPr>
             <w:color w:val="0000FF"/>
@@ -854,7 +765,7 @@
         <w:drawing>
           <wp:inline xmlns:a="http://schemas.openxmlformats.org/drawingml/2006/main" xmlns:pic="http://schemas.openxmlformats.org/drawingml/2006/picture">
             <wp:extent cx="4389120" cy="2468880"/>
-            <wp:docPr id="10" name="Picture 10"/>
+            <wp:docPr id="9" name="Picture 9"/>
             <wp:cNvGraphicFramePr>
               <a:graphicFrameLocks noChangeAspect="1"/>
             </wp:cNvGraphicFramePr>
@@ -866,7 +777,7 @@
                     <pic:cNvPicPr/>
                   </pic:nvPicPr>
                   <pic:blipFill>
-                    <a:blip r:embed="rId26"/>
+                    <a:blip r:embed="rId24"/>
                     <a:stretch>
                       <a:fillRect/>
                     </a:stretch>
@@ -916,7 +827,7 @@
           <w:b/>
           <w:sz w:val="26"/>
         </w:rPr>
-        <w:t>10. NASA X-ray spacecraft discovers supernova wreckage at the heart of the Milky Way</w:t>
+        <w:t>9. NASA X-ray spacecraft discovers supernova wreckage at the heart of the Milky Way</w:t>
       </w:r>
     </w:p>
     <w:p>
@@ -924,7 +835,7 @@
         <w:spacing w:after="80"/>
         <w:jc w:val="left"/>
       </w:pPr>
-      <w:hyperlink r:id="rId27">
+      <w:hyperlink r:id="rId25">
         <w:r>
           <w:rPr>
             <w:color w:val="0000FF"/>
@@ -943,7 +854,7 @@
         <w:drawing>
           <wp:inline xmlns:a="http://schemas.openxmlformats.org/drawingml/2006/main" xmlns:pic="http://schemas.openxmlformats.org/drawingml/2006/picture">
             <wp:extent cx="4389120" cy="2468880"/>
-            <wp:docPr id="11" name="Picture 11"/>
+            <wp:docPr id="10" name="Picture 10"/>
             <wp:cNvGraphicFramePr>
               <a:graphicFrameLocks noChangeAspect="1"/>
             </wp:cNvGraphicFramePr>
@@ -955,7 +866,7 @@
                     <pic:cNvPicPr/>
                   </pic:nvPicPr>
                   <pic:blipFill>
-                    <a:blip r:embed="rId28"/>
+                    <a:blip r:embed="rId26"/>
                     <a:stretch>
                       <a:fillRect/>
                     </a:stretch>
@@ -1005,7 +916,7 @@
           <w:b/>
           <w:sz w:val="26"/>
         </w:rPr>
-        <w:t>11. Live from the moon! How lasers connected us all to NASA's Artemis 2 astronauts on their epic lunar trip</w:t>
+        <w:t>10. Live from the moon! How lasers connected us all to NASA's Artemis 2 astronauts on their epic lunar trip</w:t>
       </w:r>
     </w:p>
     <w:p>
@@ -1013,7 +924,7 @@
         <w:spacing w:after="80"/>
         <w:jc w:val="left"/>
       </w:pPr>
-      <w:hyperlink r:id="rId29">
+      <w:hyperlink r:id="rId27">
         <w:r>
           <w:rPr>
             <w:color w:val="0000FF"/>
@@ -1032,7 +943,7 @@
         <w:drawing>
           <wp:inline xmlns:a="http://schemas.openxmlformats.org/drawingml/2006/main" xmlns:pic="http://schemas.openxmlformats.org/drawingml/2006/picture">
             <wp:extent cx="4389120" cy="2468880"/>
-            <wp:docPr id="12" name="Picture 12"/>
+            <wp:docPr id="11" name="Picture 11"/>
             <wp:cNvGraphicFramePr>
               <a:graphicFrameLocks noChangeAspect="1"/>
             </wp:cNvGraphicFramePr>
@@ -1044,7 +955,7 @@
                     <pic:cNvPicPr/>
                   </pic:nvPicPr>
                   <pic:blipFill>
-                    <a:blip r:embed="rId30"/>
+                    <a:blip r:embed="rId28"/>
                     <a:stretch>
                       <a:fillRect/>
                     </a:stretch>

--- a/Space_News_16_06_2026.docx
+++ b/Space_News_16_06_2026.docx
@@ -155,7 +155,7 @@
           <w:b/>
           <w:sz w:val="26"/>
         </w:rPr>
-        <w:t>1. After two failed bids, ISRO to attempt another PSLV launch by June-end, early July - The Indian Express</w:t>
+        <w:t>1. Isro building lander to function on the Moon for 200 days, survive freezing nights - India Today</w:t>
       </w:r>
     </w:p>
     <w:p>
@@ -164,55 +164,6 @@
         <w:jc w:val="left"/>
       </w:pPr>
       <w:hyperlink r:id="rId12">
-        <w:r>
-          <w:rPr>
-            <w:color w:val="0000FF"/>
-            <w:u w:val="single"/>
-          </w:rPr>
-          <w:t>Read more</w:t>
-        </w:r>
-      </w:hyperlink>
-    </w:p>
-    <w:p>
-      <w:pPr>
-        <w:spacing w:after="120" w:line="276" w:lineRule="auto"/>
-        <w:jc w:val="both"/>
-      </w:pPr>
-      <w:r>
-        <w:rPr>
-          <w:rFonts w:ascii="Times New Roman" w:hAnsi="Times New Roman"/>
-          <w:sz w:val="24"/>
-        </w:rPr>
-        <w:t>The space agency has not conducted any launches since its last PSLV failed to put the earth observation satellite, EOS-N1, in orbit in January this year. (File image) After back-to-back failure of its workhorse launch vehicle, the Indian Space Research Organisation (ISRO) is likely to attempt another PSLV launch soon. "As for PSLV, we are planning by the end of June or beginning of July," said Union Science Minister Dr Jitendra Singh on Monday, on the sidelines of an event to celebrate 12 years of the PM Narendra Modi-led government. The space agency has not conducted any launches since its last PSLV failed to put the earth observation satellite, EOS-N1, in orbit in January this year. Earlier, in May 2025, the launch vehicle failed to put earth observation satellite EOS-09 in orbit. Both the rockets failed in their third stage.</w:t>
-      </w:r>
-    </w:p>
-    <w:p>
-      <w:pPr>
-        <w:pBdr>
-          <w:bottom w:val="single" w:sz="6" w:space="6" w:color="A6A6A6"/>
-        </w:pBdr>
-      </w:pPr>
-    </w:p>
-    <w:p/>
-    <w:p>
-      <w:pPr>
-        <w:spacing w:after="60"/>
-      </w:pPr>
-      <w:r>
-        <w:rPr>
-          <w:rFonts w:ascii="Times New Roman" w:hAnsi="Times New Roman"/>
-          <w:b/>
-          <w:sz w:val="26"/>
-        </w:rPr>
-        <w:t>2. Isro building lander to function on the Moon for 200 days, survive freezing nights - India Today</w:t>
-      </w:r>
-    </w:p>
-    <w:p>
-      <w:pPr>
-        <w:spacing w:after="80"/>
-        <w:jc w:val="left"/>
-      </w:pPr>
-      <w:hyperlink r:id="rId13">
         <w:r>
           <w:rPr>
             <w:color w:val="0000FF"/>
@@ -243,7 +194,7 @@
                     <pic:cNvPicPr/>
                   </pic:nvPicPr>
                   <pic:blipFill>
-                    <a:blip r:embed="rId14"/>
+                    <a:blip r:embed="rId13"/>
                     <a:stretch>
                       <a:fillRect/>
                     </a:stretch>
@@ -293,7 +244,7 @@
           <w:b/>
           <w:sz w:val="26"/>
         </w:rPr>
-        <w:t>3. NASA Astronauts to Answer Questions from New Jersey Students</w:t>
+        <w:t>2. NASA Astronauts to Answer Questions from New Jersey Students</w:t>
       </w:r>
     </w:p>
     <w:p>
@@ -301,7 +252,7 @@
         <w:spacing w:after="80"/>
         <w:jc w:val="left"/>
       </w:pPr>
-      <w:hyperlink r:id="rId15">
+      <w:hyperlink r:id="rId14">
         <w:r>
           <w:rPr>
             <w:color w:val="0000FF"/>
@@ -332,7 +283,7 @@
                     <pic:cNvPicPr/>
                   </pic:nvPicPr>
                   <pic:blipFill>
-                    <a:blip r:embed="rId16"/>
+                    <a:blip r:embed="rId15"/>
                     <a:stretch>
                       <a:fillRect/>
                     </a:stretch>
@@ -382,7 +333,7 @@
           <w:b/>
           <w:sz w:val="26"/>
         </w:rPr>
-        <w:t>4. NASA's SpaceX CRS-34 Dragon Returns Packed with Space Station Science</w:t>
+        <w:t>3. NASA's SpaceX CRS-34 Dragon Returns Packed with Space Station Science</w:t>
       </w:r>
     </w:p>
     <w:p>
@@ -390,7 +341,7 @@
         <w:spacing w:after="80"/>
         <w:jc w:val="left"/>
       </w:pPr>
-      <w:hyperlink r:id="rId17">
+      <w:hyperlink r:id="rId16">
         <w:r>
           <w:rPr>
             <w:color w:val="0000FF"/>
@@ -421,7 +372,7 @@
                     <pic:cNvPicPr/>
                   </pic:nvPicPr>
                   <pic:blipFill>
-                    <a:blip r:embed="rId18"/>
+                    <a:blip r:embed="rId17"/>
                     <a:stretch>
                       <a:fillRect/>
                     </a:stretch>
@@ -471,7 +422,7 @@
           <w:b/>
           <w:sz w:val="26"/>
         </w:rPr>
-        <w:t>5. NASA Astronaut Anil Menon Available for Prelaunch Virtual Interviews</w:t>
+        <w:t>4. NASA Astronaut Anil Menon Available for Prelaunch Virtual Interviews</w:t>
       </w:r>
     </w:p>
     <w:p>
@@ -479,7 +430,7 @@
         <w:spacing w:after="80"/>
         <w:jc w:val="left"/>
       </w:pPr>
-      <w:hyperlink r:id="rId19">
+      <w:hyperlink r:id="rId18">
         <w:r>
           <w:rPr>
             <w:color w:val="0000FF"/>
@@ -510,7 +461,7 @@
                     <pic:cNvPicPr/>
                   </pic:nvPicPr>
                   <pic:blipFill>
-                    <a:blip r:embed="rId16"/>
+                    <a:blip r:embed="rId15"/>
                     <a:stretch>
                       <a:fillRect/>
                     </a:stretch>
@@ -560,7 +511,7 @@
           <w:b/>
           <w:sz w:val="26"/>
         </w:rPr>
-        <w:t>6. Experience the Launch of NASA's Roman Space Telescope</w:t>
+        <w:t>5. Experience the Launch of NASA's Roman Space Telescope</w:t>
       </w:r>
     </w:p>
     <w:p>
@@ -568,7 +519,7 @@
         <w:spacing w:after="80"/>
         <w:jc w:val="left"/>
       </w:pPr>
-      <w:hyperlink r:id="rId20">
+      <w:hyperlink r:id="rId19">
         <w:r>
           <w:rPr>
             <w:color w:val="0000FF"/>
@@ -599,7 +550,7 @@
                     <pic:cNvPicPr/>
                   </pic:nvPicPr>
                   <pic:blipFill>
-                    <a:blip r:embed="rId16"/>
+                    <a:blip r:embed="rId15"/>
                     <a:stretch>
                       <a:fillRect/>
                     </a:stretch>
@@ -649,7 +600,7 @@
           <w:b/>
           <w:sz w:val="26"/>
         </w:rPr>
-        <w:t>7. Astrobotic unveils Griffin-1 lunar lander for NASA Moon Base mission</w:t>
+        <w:t>6. Astrobotic unveils Griffin-1 lunar lander for NASA Moon Base mission</w:t>
       </w:r>
     </w:p>
     <w:p>
@@ -657,7 +608,7 @@
         <w:spacing w:after="80"/>
         <w:jc w:val="left"/>
       </w:pPr>
-      <w:hyperlink r:id="rId21">
+      <w:hyperlink r:id="rId20">
         <w:r>
           <w:rPr>
             <w:color w:val="0000FF"/>
@@ -688,7 +639,7 @@
                     <pic:cNvPicPr/>
                   </pic:nvPicPr>
                   <pic:blipFill>
-                    <a:blip r:embed="rId22"/>
+                    <a:blip r:embed="rId21"/>
                     <a:stretch>
                       <a:fillRect/>
                     </a:stretch>
@@ -738,7 +689,7 @@
           <w:b/>
           <w:sz w:val="26"/>
         </w:rPr>
-        <w:t>8. SpaceX sends 24 Starlink satellites to orbit on 1st launch as a public company (video)</w:t>
+        <w:t>7. SpaceX sends 24 Starlink satellites to orbit on 1st launch as a public company (video)</w:t>
       </w:r>
     </w:p>
     <w:p>
@@ -746,7 +697,7 @@
         <w:spacing w:after="80"/>
         <w:jc w:val="left"/>
       </w:pPr>
-      <w:hyperlink r:id="rId23">
+      <w:hyperlink r:id="rId22">
         <w:r>
           <w:rPr>
             <w:color w:val="0000FF"/>
@@ -777,7 +728,7 @@
                     <pic:cNvPicPr/>
                   </pic:nvPicPr>
                   <pic:blipFill>
-                    <a:blip r:embed="rId24"/>
+                    <a:blip r:embed="rId23"/>
                     <a:stretch>
                       <a:fillRect/>
                     </a:stretch>
@@ -827,7 +778,7 @@
           <w:b/>
           <w:sz w:val="26"/>
         </w:rPr>
-        <w:t>9. NASA X-ray spacecraft discovers supernova wreckage at the heart of the Milky Way</w:t>
+        <w:t>8. NASA X-ray spacecraft discovers supernova wreckage at the heart of the Milky Way</w:t>
       </w:r>
     </w:p>
     <w:p>
@@ -835,7 +786,7 @@
         <w:spacing w:after="80"/>
         <w:jc w:val="left"/>
       </w:pPr>
-      <w:hyperlink r:id="rId25">
+      <w:hyperlink r:id="rId24">
         <w:r>
           <w:rPr>
             <w:color w:val="0000FF"/>
@@ -866,7 +817,7 @@
                     <pic:cNvPicPr/>
                   </pic:nvPicPr>
                   <pic:blipFill>
-                    <a:blip r:embed="rId26"/>
+                    <a:blip r:embed="rId25"/>
                     <a:stretch>
                       <a:fillRect/>
                     </a:stretch>
@@ -916,7 +867,7 @@
           <w:b/>
           <w:sz w:val="26"/>
         </w:rPr>
-        <w:t>10. Live from the moon! How lasers connected us all to NASA's Artemis 2 astronauts on their epic lunar trip</w:t>
+        <w:t>9. Live from the moon! How lasers connected us all to NASA's Artemis 2 astronauts on their epic lunar trip</w:t>
       </w:r>
     </w:p>
     <w:p>
@@ -924,7 +875,7 @@
         <w:spacing w:after="80"/>
         <w:jc w:val="left"/>
       </w:pPr>
-      <w:hyperlink r:id="rId27">
+      <w:hyperlink r:id="rId26">
         <w:r>
           <w:rPr>
             <w:color w:val="0000FF"/>
@@ -955,7 +906,7 @@
                     <pic:cNvPicPr/>
                   </pic:nvPicPr>
                   <pic:blipFill>
-                    <a:blip r:embed="rId28"/>
+                    <a:blip r:embed="rId27"/>
                     <a:stretch>
                       <a:fillRect/>
                     </a:stretch>
